--- a/3. Final Word/CHANGES.docx
+++ b/3. Final Word/CHANGES.docx
@@ -2,7 +2,7 @@
 <file path=word/document.xml><?xml version="1.0" encoding="utf-8"?>
 <w:document xmlns:w="http://schemas.openxmlformats.org/wordprocessingml/2006/main" xmlns:m="http://schemas.openxmlformats.org/officeDocument/2006/math" xmlns:r="http://schemas.openxmlformats.org/officeDocument/2006/relationships" xmlns:o="urn:schemas-microsoft-com:office:office" xmlns:v="urn:schemas-microsoft-com:vml" xmlns:w10="urn:schemas-microsoft-com:office:word" xmlns:a="http://schemas.openxmlformats.org/drawingml/2006/main" xmlns:pic="http://schemas.openxmlformats.org/drawingml/2006/picture" xmlns:wp="http://schemas.openxmlformats.org/drawingml/2006/wordprocessingDrawing">
   <w:body>
-    <w:bookmarkStart w:id="18" w:name="X7ca04feb7a5932825f8a28b33e67ae708a2a9aa"/>
+    <w:bookmarkStart w:id="23" w:name="X7ca04feb7a5932825f8a28b33e67ae708a2a9aa"/>
     <w:p>
       <w:pPr>
         <w:pStyle w:val="Heading1"/>
@@ -40,25 +40,91 @@
         <w:t xml:space="preserve"> </w:t>
       </w:r>
       <w:r>
-        <w:t xml:space="preserve">(37 files, no edits). This document lists every change applied on top, and why. The full diff is visible per-file in git history; this is the executive-readable summary.</w:t>
-      </w:r>
-    </w:p>
-    <w:p>
-      <w:pPr>
-        <w:pStyle w:val="BodyText"/>
-      </w:pPr>
+        <w:t xml:space="preserve">(37 files, no edits). This document is the</w:t>
+      </w:r>
+      <w:r>
+        <w:t xml:space="preserve"> </w:t>
+      </w:r>
       <w:r>
         <w:rPr>
           <w:b/>
           <w:bCs/>
         </w:rPr>
-        <w:t xml:space="preserve">Net change: 37 → 28 files, with 3 short clauses added to existing policies.</w:t>
-      </w:r>
-      <w:r>
-        <w:t xml:space="preserve"> </w:t>
-      </w:r>
-      <w:r>
-        <w:t xml:space="preserve">No new files were authored. No content was rewritten.</w:t>
+        <w:t xml:space="preserve">comprehensive log of every change applied on top</w:t>
+      </w:r>
+      <w:r>
+        <w:t xml:space="preserve">: deletions, content additions, file merges, and renames. The full diff is visible per-file in git history; this is the executive-readable summary.</w:t>
+      </w:r>
+    </w:p>
+    <w:p>
+      <w:pPr>
+        <w:pStyle w:val="BodyText"/>
+      </w:pPr>
+      <w:r>
+        <w:rPr>
+          <w:b/>
+          <w:bCs/>
+        </w:rPr>
+        <w:t xml:space="preserve">Net change: 37 → 19 active policy files</w:t>
+      </w:r>
+      <w:r>
+        <w:t xml:space="preserve"> </w:t>
+      </w:r>
+      <w:r>
+        <w:t xml:space="preserve">(+</w:t>
+      </w:r>
+      <w:r>
+        <w:t xml:space="preserve"> </w:t>
+      </w:r>
+      <w:r>
+        <w:rPr>
+          <w:rStyle w:val="VerbatimChar"/>
+        </w:rPr>
+        <w:t xml:space="preserve">CHANGES.md</w:t>
+      </w:r>
+      <w:r>
+        <w:t xml:space="preserve"> </w:t>
+      </w:r>
+      <w:r>
+        <w:t xml:space="preserve">= 20 files in the folder).</w:t>
+      </w:r>
+      <w:r>
+        <w:t xml:space="preserve"> </w:t>
+      </w:r>
+      <w:r>
+        <w:t xml:space="preserve">- 9 superseded duplicate files removed (§1)</w:t>
+      </w:r>
+      <w:r>
+        <w:t xml:space="preserve"> </w:t>
+      </w:r>
+      <w:r>
+        <w:t xml:space="preserve">- 3 short ECH-required clauses added to existing policies (§2)</w:t>
+      </w:r>
+      <w:r>
+        <w:t xml:space="preserve"> </w:t>
+      </w:r>
+      <w:r>
+        <w:t xml:space="preserve">- 4 thematic merges consolidated 14 source files into 4 new files (§4)</w:t>
+      </w:r>
+      <w:r>
+        <w:t xml:space="preserve"> </w:t>
+      </w:r>
+      <w:r>
+        <w:t xml:space="preserve">- 16 remaining files renamed with category prefixes for browsability (§5)</w:t>
+      </w:r>
+      <w:r>
+        <w:t xml:space="preserve"> </w:t>
+      </w:r>
+      <w:r>
+        <w:t xml:space="preserve">- 1 file (Medical Waste Management Plan) added later from a previously-overlooked source</w:t>
+      </w:r>
+    </w:p>
+    <w:p>
+      <w:pPr>
+        <w:pStyle w:val="BodyText"/>
+      </w:pPr>
+      <w:r>
+        <w:t xml:space="preserve">No original content was rewritten. Every merge preserves its source policies verbatim as named sub-sections.</w:t>
       </w:r>
     </w:p>
     <w:p>
@@ -201,7 +267,7 @@
               <w:t xml:space="preserve"> </w:t>
             </w:r>
             <w:r>
-              <w:t xml:space="preserve">version is the May 7 revision; the un-suffixed version is the older May 1 baseline.</w:t>
+              <w:t xml:space="preserve">version is the May 7 revision; un-suffixed is the older May 1 baseline.</w:t>
             </w:r>
           </w:p>
         </w:tc>
@@ -305,7 +371,7 @@
               <w:t xml:space="preserve">.doc</w:t>
             </w:r>
             <w:r>
-              <w:t xml:space="preserve">; content is the same BAA template.</w:t>
+              <w:t xml:space="preserve">; same BAA template content.</w:t>
             </w:r>
           </w:p>
         </w:tc>
@@ -358,43 +424,156 @@
               <w:t xml:space="preserve">(1)</w:t>
             </w:r>
             <w:r>
+              <w:t xml:space="preserve">.</w:t>
+            </w:r>
+          </w:p>
+        </w:tc>
+      </w:tr>
+      <w:tr>
+        <w:tc>
+          <w:tcPr/>
+          <w:p>
+            <w:pPr>
+              <w:pStyle w:val="Compact"/>
+            </w:pPr>
+            <w:r>
+              <w:rPr>
+                <w:rStyle w:val="VerbatimChar"/>
+              </w:rPr>
+              <w:t xml:space="preserve">03s HIPAA - Security Incident Management Policy (1).md</w:t>
+            </w:r>
+            <w:r>
               <w:t xml:space="preserve"> </w:t>
             </w:r>
             <w:r>
-              <w:t xml:space="preserve">per filename convention.</w:t>
-            </w:r>
-          </w:p>
-        </w:tc>
-      </w:tr>
-      <w:tr>
-        <w:tc>
-          <w:tcPr/>
-          <w:p>
-            <w:pPr>
-              <w:pStyle w:val="Compact"/>
-            </w:pPr>
-            <w:r>
-              <w:rPr>
-                <w:rStyle w:val="VerbatimChar"/>
-              </w:rPr>
-              <w:t xml:space="preserve">03s HIPAA - Security Incident Management Policy (1).md</w:t>
+              <w:t xml:space="preserve">(May 14</w:t>
             </w:r>
             <w:r>
               <w:t xml:space="preserve"> </w:t>
             </w:r>
             <w:r>
-              <w:t xml:space="preserve">(May 14</w:t>
+              <w:rPr>
+                <w:rStyle w:val="VerbatimChar"/>
+              </w:rPr>
+              <w:t xml:space="preserve">.pdf</w:t>
+            </w:r>
+            <w:r>
+              <w:t xml:space="preserve">)</w:t>
+            </w:r>
+          </w:p>
+        </w:tc>
+        <w:tc>
+          <w:tcPr/>
+          <w:p>
+            <w:pPr>
+              <w:pStyle w:val="Compact"/>
+            </w:pPr>
+            <w:r>
+              <w:rPr>
+                <w:rStyle w:val="VerbatimChar"/>
+              </w:rPr>
+              <w:t xml:space="preserve">03s HIPAA - Security Incident Management Policy (2).md</w:t>
             </w:r>
             <w:r>
               <w:t xml:space="preserve"> </w:t>
             </w:r>
             <w:r>
+              <w:t xml:space="preserve">(May 18</w:t>
+            </w:r>
+            <w:r>
+              <w:t xml:space="preserve"> </w:t>
+            </w:r>
+            <w:r>
+              <w:rPr>
+                <w:rStyle w:val="VerbatimChar"/>
+              </w:rPr>
+              <w:t xml:space="preserve">.docx</w:t>
+            </w:r>
+            <w:r>
+              <w:t xml:space="preserve">)</w:t>
+            </w:r>
+          </w:p>
+        </w:tc>
+        <w:tc>
+          <w:tcPr/>
+          <w:p>
+            <w:pPr>
+              <w:pStyle w:val="Compact"/>
+            </w:pPr>
+            <w:r>
+              <w:t xml:space="preserve">Four versions existed (two</w:t>
+            </w:r>
+            <w:r>
+              <w:t xml:space="preserve"> </w:t>
+            </w:r>
+            <w:r>
               <w:rPr>
                 <w:rStyle w:val="VerbatimChar"/>
               </w:rPr>
               <w:t xml:space="preserve">.pdf</w:t>
             </w:r>
             <w:r>
+              <w:t xml:space="preserve">, two</w:t>
+            </w:r>
+            <w:r>
+              <w:t xml:space="preserve"> </w:t>
+            </w:r>
+            <w:r>
+              <w:rPr>
+                <w:rStyle w:val="VerbatimChar"/>
+              </w:rPr>
+              <w:t xml:space="preserve">.docx</w:t>
+            </w:r>
+            <w:r>
+              <w:t xml:space="preserve">).</w:t>
+            </w:r>
+            <w:r>
+              <w:t xml:space="preserve"> </w:t>
+            </w:r>
+            <w:r>
+              <w:rPr>
+                <w:rStyle w:val="VerbatimChar"/>
+              </w:rPr>
+              <w:t xml:space="preserve">(2).docx</w:t>
+            </w:r>
+            <w:r>
+              <w:t xml:space="preserve"> </w:t>
+            </w:r>
+            <w:r>
+              <w:t xml:space="preserve">is newest.</w:t>
+            </w:r>
+          </w:p>
+        </w:tc>
+      </w:tr>
+      <w:tr>
+        <w:tc>
+          <w:tcPr/>
+          <w:p>
+            <w:pPr>
+              <w:pStyle w:val="Compact"/>
+            </w:pPr>
+            <w:r>
+              <w:rPr>
+                <w:rStyle w:val="VerbatimChar"/>
+              </w:rPr>
+              <w:t xml:space="preserve">03s HIPAA - Security Incident Management Policy.docx.md</w:t>
+            </w:r>
+            <w:r>
+              <w:t xml:space="preserve"> </w:t>
+            </w:r>
+            <w:r>
+              <w:t xml:space="preserve">(May 1</w:t>
+            </w:r>
+            <w:r>
+              <w:t xml:space="preserve"> </w:t>
+            </w:r>
+            <w:r>
+              <w:rPr>
+                <w:rStyle w:val="VerbatimChar"/>
+              </w:rPr>
+              <w:t xml:space="preserve">.docx</w:t>
+            </w:r>
+            <w:r>
               <w:t xml:space="preserve">)</w:t>
             </w:r>
           </w:p>
@@ -406,16 +585,40 @@
               <w:pStyle w:val="Compact"/>
             </w:pPr>
             <w:r>
-              <w:rPr>
-                <w:rStyle w:val="VerbatimChar"/>
-              </w:rPr>
-              <w:t xml:space="preserve">03s HIPAA - Security Incident Management Policy (2).md</w:t>
+              <w:t xml:space="preserve">same as above</w:t>
+            </w:r>
+          </w:p>
+        </w:tc>
+        <w:tc>
+          <w:tcPr/>
+          <w:p>
+            <w:pPr>
+              <w:pStyle w:val="Compact"/>
+            </w:pPr>
+            <w:r>
+              <w:t xml:space="preserve">Oldest of the four.</w:t>
+            </w:r>
+          </w:p>
+        </w:tc>
+      </w:tr>
+      <w:tr>
+        <w:tc>
+          <w:tcPr/>
+          <w:p>
+            <w:pPr>
+              <w:pStyle w:val="Compact"/>
+            </w:pPr>
+            <w:r>
+              <w:rPr>
+                <w:rStyle w:val="VerbatimChar"/>
+              </w:rPr>
+              <w:t xml:space="preserve">03s HIPAA - Security Incident Management Policy.pdf.md</w:t>
             </w:r>
             <w:r>
               <w:t xml:space="preserve"> </w:t>
             </w:r>
             <w:r>
-              <w:t xml:space="preserve">(May 18</w:t>
+              <w:t xml:space="preserve">(May 6</w:t>
             </w:r>
             <w:r>
               <w:t xml:space="preserve"> </w:t>
@@ -424,7 +627,7 @@
               <w:rPr>
                 <w:rStyle w:val="VerbatimChar"/>
               </w:rPr>
-              <w:t xml:space="preserve">.docx</w:t>
+              <w:t xml:space="preserve">.pdf</w:t>
             </w:r>
             <w:r>
               <w:t xml:space="preserve">)</w:t>
@@ -438,31 +641,159 @@
               <w:pStyle w:val="Compact"/>
             </w:pPr>
             <w:r>
-              <w:t xml:space="preserve">Four versions of this file existed (two</w:t>
+              <w:t xml:space="preserve">same as above</w:t>
+            </w:r>
+          </w:p>
+        </w:tc>
+        <w:tc>
+          <w:tcPr/>
+          <w:p>
+            <w:pPr>
+              <w:pStyle w:val="Compact"/>
+            </w:pPr>
+            <w:r>
+              <w:t xml:space="preserve">Superseded by the May 14 PDF and the May 18 DOCX.</w:t>
+            </w:r>
+          </w:p>
+        </w:tc>
+      </w:tr>
+      <w:tr>
+        <w:tc>
+          <w:tcPr/>
+          <w:p>
+            <w:pPr>
+              <w:pStyle w:val="Compact"/>
+            </w:pPr>
+            <w:r>
+              <w:rPr>
+                <w:rStyle w:val="VerbatimChar"/>
+              </w:rPr>
+              <w:t xml:space="preserve">03w HIPAA - Workstation Use Policy.md</w:t>
+            </w:r>
+          </w:p>
+        </w:tc>
+        <w:tc>
+          <w:tcPr/>
+          <w:p>
+            <w:pPr>
+              <w:pStyle w:val="Compact"/>
+            </w:pPr>
+            <w:r>
+              <w:rPr>
+                <w:rStyle w:val="VerbatimChar"/>
+              </w:rPr>
+              <w:t xml:space="preserve">03w HIPAA - Workstation Use Policy (1).md</w:t>
+            </w:r>
+          </w:p>
+        </w:tc>
+        <w:tc>
+          <w:tcPr/>
+          <w:p>
+            <w:pPr>
+              <w:pStyle w:val="Compact"/>
+            </w:pPr>
+            <w:r>
+              <w:rPr>
+                <w:rStyle w:val="VerbatimChar"/>
+              </w:rPr>
+              <w:t xml:space="preserve">(1)</w:t>
             </w:r>
             <w:r>
               <w:t xml:space="preserve"> </w:t>
             </w:r>
             <w:r>
-              <w:rPr>
-                <w:rStyle w:val="VerbatimChar"/>
-              </w:rPr>
-              <w:t xml:space="preserve">.pdf</w:t>
-            </w:r>
-            <w:r>
-              <w:t xml:space="preserve">, two</w:t>
+              <w:t xml:space="preserve">is May 4; un-suffixed is May 1.</w:t>
+            </w:r>
+          </w:p>
+        </w:tc>
+      </w:tr>
+      <w:tr>
+        <w:tc>
+          <w:tcPr/>
+          <w:p>
+            <w:pPr>
+              <w:pStyle w:val="Compact"/>
+            </w:pPr>
+            <w:r>
+              <w:rPr>
+                <w:rStyle w:val="VerbatimChar"/>
+              </w:rPr>
+              <w:t xml:space="preserve">Millie Information Security &amp; Data Governance Framework.md</w:t>
+            </w:r>
+          </w:p>
+        </w:tc>
+        <w:tc>
+          <w:tcPr/>
+          <w:p>
+            <w:pPr>
+              <w:pStyle w:val="Compact"/>
+            </w:pPr>
+            <w:r>
+              <w:rPr>
+                <w:rStyle w:val="VerbatimChar"/>
+              </w:rPr>
+              <w:t xml:space="preserve">Millie Information Security &amp; Data Governance Framework (1).md</w:t>
+            </w:r>
+          </w:p>
+        </w:tc>
+        <w:tc>
+          <w:tcPr/>
+          <w:p>
+            <w:pPr>
+              <w:pStyle w:val="Compact"/>
+            </w:pPr>
+            <w:r>
+              <w:rPr>
+                <w:rStyle w:val="VerbatimChar"/>
+              </w:rPr>
+              <w:t xml:space="preserve">(1)</w:t>
             </w:r>
             <w:r>
               <w:t xml:space="preserve"> </w:t>
             </w:r>
             <w:r>
-              <w:rPr>
-                <w:rStyle w:val="VerbatimChar"/>
-              </w:rPr>
-              <w:t xml:space="preserve">.docx</w:t>
-            </w:r>
-            <w:r>
-              <w:t xml:space="preserve">).</w:t>
+              <w:t xml:space="preserve">is May 23; un-suffixed is May 5.</w:t>
+            </w:r>
+          </w:p>
+        </w:tc>
+      </w:tr>
+      <w:tr>
+        <w:tc>
+          <w:tcPr/>
+          <w:p>
+            <w:pPr>
+              <w:pStyle w:val="Compact"/>
+            </w:pPr>
+            <w:r>
+              <w:rPr>
+                <w:rStyle w:val="VerbatimChar"/>
+              </w:rPr>
+              <w:t xml:space="preserve">Millie Privacy Policy.md</w:t>
+            </w:r>
+          </w:p>
+        </w:tc>
+        <w:tc>
+          <w:tcPr/>
+          <w:p>
+            <w:pPr>
+              <w:pStyle w:val="Compact"/>
+            </w:pPr>
+            <w:r>
+              <w:rPr>
+                <w:rStyle w:val="VerbatimChar"/>
+              </w:rPr>
+              <w:t xml:space="preserve">Millie Privacy Policy (1).md</w:t>
+            </w:r>
+          </w:p>
+        </w:tc>
+        <w:tc>
+          <w:tcPr/>
+          <w:p>
+            <w:pPr>
+              <w:pStyle w:val="Compact"/>
+            </w:pPr>
+            <w:r>
+              <w:t xml:space="preserve">Byte-identical. Kept</w:t>
             </w:r>
             <w:r>
               <w:t xml:space="preserve"> </w:t>
@@ -471,291 +802,15 @@
               <w:rPr>
                 <w:rStyle w:val="VerbatimChar"/>
               </w:rPr>
-              <w:t xml:space="preserve">(2).docx</w:t>
-            </w:r>
-            <w:r>
-              <w:t xml:space="preserve"> </w:t>
-            </w:r>
-            <w:r>
-              <w:t xml:space="preserve">is the newest.</w:t>
-            </w:r>
-          </w:p>
-        </w:tc>
-      </w:tr>
-      <w:tr>
-        <w:tc>
-          <w:tcPr/>
-          <w:p>
-            <w:pPr>
-              <w:pStyle w:val="Compact"/>
-            </w:pPr>
-            <w:r>
-              <w:rPr>
-                <w:rStyle w:val="VerbatimChar"/>
-              </w:rPr>
-              <w:t xml:space="preserve">03s HIPAA - Security Incident Management Policy.docx.md</w:t>
-            </w:r>
-            <w:r>
-              <w:t xml:space="preserve"> </w:t>
-            </w:r>
-            <w:r>
-              <w:t xml:space="preserve">(May 1</w:t>
-            </w:r>
-            <w:r>
-              <w:t xml:space="preserve"> </w:t>
-            </w:r>
-            <w:r>
-              <w:rPr>
-                <w:rStyle w:val="VerbatimChar"/>
-              </w:rPr>
-              <w:t xml:space="preserve">.docx</w:t>
-            </w:r>
-            <w:r>
-              <w:t xml:space="preserve">)</w:t>
-            </w:r>
-          </w:p>
-        </w:tc>
-        <w:tc>
-          <w:tcPr/>
-          <w:p>
-            <w:pPr>
-              <w:pStyle w:val="Compact"/>
-            </w:pPr>
-            <w:r>
-              <w:t xml:space="preserve">same as above</w:t>
-            </w:r>
-          </w:p>
-        </w:tc>
-        <w:tc>
-          <w:tcPr/>
-          <w:p>
-            <w:pPr>
-              <w:pStyle w:val="Compact"/>
-            </w:pPr>
-            <w:r>
-              <w:t xml:space="preserve">Oldest of the four.</w:t>
-            </w:r>
-          </w:p>
-        </w:tc>
-      </w:tr>
-      <w:tr>
-        <w:tc>
-          <w:tcPr/>
-          <w:p>
-            <w:pPr>
-              <w:pStyle w:val="Compact"/>
-            </w:pPr>
-            <w:r>
-              <w:rPr>
-                <w:rStyle w:val="VerbatimChar"/>
-              </w:rPr>
-              <w:t xml:space="preserve">03s HIPAA - Security Incident Management Policy.pdf.md</w:t>
-            </w:r>
-            <w:r>
-              <w:t xml:space="preserve"> </w:t>
-            </w:r>
-            <w:r>
-              <w:t xml:space="preserve">(May 6</w:t>
-            </w:r>
-            <w:r>
-              <w:t xml:space="preserve"> </w:t>
-            </w:r>
-            <w:r>
-              <w:rPr>
-                <w:rStyle w:val="VerbatimChar"/>
-              </w:rPr>
-              <w:t xml:space="preserve">.pdf</w:t>
-            </w:r>
-            <w:r>
-              <w:t xml:space="preserve">)</w:t>
-            </w:r>
-          </w:p>
-        </w:tc>
-        <w:tc>
-          <w:tcPr/>
-          <w:p>
-            <w:pPr>
-              <w:pStyle w:val="Compact"/>
-            </w:pPr>
-            <w:r>
-              <w:t xml:space="preserve">same as above</w:t>
-            </w:r>
-          </w:p>
-        </w:tc>
-        <w:tc>
-          <w:tcPr/>
-          <w:p>
-            <w:pPr>
-              <w:pStyle w:val="Compact"/>
-            </w:pPr>
-            <w:r>
-              <w:t xml:space="preserve">Superseded by the May 14 PDF and the May 18 DOCX.</w:t>
-            </w:r>
-          </w:p>
-        </w:tc>
-      </w:tr>
-      <w:tr>
-        <w:tc>
-          <w:tcPr/>
-          <w:p>
-            <w:pPr>
-              <w:pStyle w:val="Compact"/>
-            </w:pPr>
-            <w:r>
-              <w:rPr>
-                <w:rStyle w:val="VerbatimChar"/>
-              </w:rPr>
-              <w:t xml:space="preserve">03w HIPAA - Workstation Use Policy.md</w:t>
-            </w:r>
-          </w:p>
-        </w:tc>
-        <w:tc>
-          <w:tcPr/>
-          <w:p>
-            <w:pPr>
-              <w:pStyle w:val="Compact"/>
-            </w:pPr>
-            <w:r>
-              <w:rPr>
-                <w:rStyle w:val="VerbatimChar"/>
-              </w:rPr>
-              <w:t xml:space="preserve">03w HIPAA - Workstation Use Policy (1).md</w:t>
-            </w:r>
-          </w:p>
-        </w:tc>
-        <w:tc>
-          <w:tcPr/>
-          <w:p>
-            <w:pPr>
-              <w:pStyle w:val="Compact"/>
-            </w:pPr>
-            <w:r>
-              <w:rPr>
-                <w:rStyle w:val="VerbatimChar"/>
-              </w:rPr>
               <w:t xml:space="preserve">(1)</w:t>
             </w:r>
             <w:r>
-              <w:t xml:space="preserve"> </w:t>
-            </w:r>
-            <w:r>
-              <w:t xml:space="preserve">is May 4; un-suffixed is May 1.</w:t>
-            </w:r>
-          </w:p>
-        </w:tc>
-      </w:tr>
-      <w:tr>
-        <w:tc>
-          <w:tcPr/>
-          <w:p>
-            <w:pPr>
-              <w:pStyle w:val="Compact"/>
-            </w:pPr>
-            <w:r>
-              <w:rPr>
-                <w:rStyle w:val="VerbatimChar"/>
-              </w:rPr>
-              <w:t xml:space="preserve">Millie Information Security &amp; Data Governance Framework.md</w:t>
-            </w:r>
-          </w:p>
-        </w:tc>
-        <w:tc>
-          <w:tcPr/>
-          <w:p>
-            <w:pPr>
-              <w:pStyle w:val="Compact"/>
-            </w:pPr>
-            <w:r>
-              <w:rPr>
-                <w:rStyle w:val="VerbatimChar"/>
-              </w:rPr>
-              <w:t xml:space="preserve">Millie Information Security &amp; Data Governance Framework (1).md</w:t>
-            </w:r>
-          </w:p>
-        </w:tc>
-        <w:tc>
-          <w:tcPr/>
-          <w:p>
-            <w:pPr>
-              <w:pStyle w:val="Compact"/>
-            </w:pPr>
-            <w:r>
-              <w:rPr>
-                <w:rStyle w:val="VerbatimChar"/>
-              </w:rPr>
-              <w:t xml:space="preserve">(1)</w:t>
-            </w:r>
-            <w:r>
-              <w:t xml:space="preserve"> </w:t>
-            </w:r>
-            <w:r>
-              <w:t xml:space="preserve">is May 23; un-suffixed is May 5.</w:t>
-            </w:r>
-          </w:p>
-        </w:tc>
-      </w:tr>
-      <w:tr>
-        <w:tc>
-          <w:tcPr/>
-          <w:p>
-            <w:pPr>
-              <w:pStyle w:val="Compact"/>
-            </w:pPr>
-            <w:r>
-              <w:rPr>
-                <w:rStyle w:val="VerbatimChar"/>
-              </w:rPr>
-              <w:t xml:space="preserve">Millie Privacy Policy.md</w:t>
-            </w:r>
-          </w:p>
-        </w:tc>
-        <w:tc>
-          <w:tcPr/>
-          <w:p>
-            <w:pPr>
-              <w:pStyle w:val="Compact"/>
-            </w:pPr>
-            <w:r>
-              <w:rPr>
-                <w:rStyle w:val="VerbatimChar"/>
-              </w:rPr>
-              <w:t xml:space="preserve">Millie Privacy Policy (1).md</w:t>
-            </w:r>
-          </w:p>
-        </w:tc>
-        <w:tc>
-          <w:tcPr/>
-          <w:p>
-            <w:pPr>
-              <w:pStyle w:val="Compact"/>
-            </w:pPr>
-            <w:r>
-              <w:t xml:space="preserve">Byte-identical. Kept</w:t>
-            </w:r>
-            <w:r>
-              <w:t xml:space="preserve"> </w:t>
-            </w:r>
-            <w:r>
-              <w:rPr>
-                <w:rStyle w:val="VerbatimChar"/>
-              </w:rPr>
-              <w:t xml:space="preserve">(1)</w:t>
-            </w:r>
-            <w:r>
               <w:t xml:space="preserve">.</w:t>
             </w:r>
           </w:p>
         </w:tc>
       </w:tr>
     </w:tbl>
-    <w:p>
-      <w:pPr>
-        <w:pStyle w:val="BodyText"/>
-      </w:pPr>
-      <w:r>
-        <w:t xml:space="preserve">These nine deletions reduce the policy set to 28 files without losing any content.</w:t>
-      </w:r>
-    </w:p>
     <w:p>
       <w:r>
         <w:pict>
@@ -827,7 +882,7 @@
           <w:b/>
           <w:bCs/>
         </w:rPr>
-        <w:t xml:space="preserve">File:</w:t>
+        <w:t xml:space="preserve">Now in:</w:t>
       </w:r>
       <w:r>
         <w:t xml:space="preserve"> </w:t>
@@ -836,7 +891,13 @@
         <w:rPr>
           <w:rStyle w:val="VerbatimChar"/>
         </w:rPr>
-        <w:t xml:space="preserve">Millie Information Security &amp; Data Governance Framework (1).md</w:t>
+        <w:t xml:space="preserve">01a. Information Security Framework.md</w:t>
+      </w:r>
+      <w:r>
+        <w:t xml:space="preserve"> </w:t>
+      </w:r>
+      <w:r>
+        <w:t xml:space="preserve">§6 Data Transmission &amp; Sharing</w:t>
       </w:r>
     </w:p>
     <w:p>
@@ -852,13 +913,13 @@
           <w:b/>
           <w:bCs/>
         </w:rPr>
-        <w:t xml:space="preserve">Location:</w:t>
-      </w:r>
-      <w:r>
-        <w:t xml:space="preserve"> </w:t>
-      </w:r>
-      <w:r>
-        <w:t xml:space="preserve">Appended one paragraph to §6 Data Transmission &amp; Sharing.</w:t>
+        <w:t xml:space="preserve">ECH driver:</w:t>
+      </w:r>
+      <w:r>
+        <w:t xml:space="preserve"> </w:t>
+      </w:r>
+      <w:r>
+        <w:t xml:space="preserve">ISD IT Risk Assessment / Additional Cybersecurity Questions, CSV rows 50, 51, 55 (DMARC + AV-exclusion + vuln-scan-exclusion stance).</w:t>
       </w:r>
     </w:p>
     <w:p>
@@ -874,28 +935,6 @@
           <w:b/>
           <w:bCs/>
         </w:rPr>
-        <w:t xml:space="preserve">ECH driver:</w:t>
-      </w:r>
-      <w:r>
-        <w:t xml:space="preserve"> </w:t>
-      </w:r>
-      <w:r>
-        <w:t xml:space="preserve">ISD IT Risk Assessment / Additional Cybersecurity Questions, CSV rows 50, 51, 55 (DMARC + AV-exclusion + vuln-scan-exclusion stance).</w:t>
-      </w:r>
-    </w:p>
-    <w:p>
-      <w:pPr>
-        <w:pStyle w:val="Compact"/>
-        <w:numPr>
-          <w:ilvl w:val="0"/>
-          <w:numId w:val="1001"/>
-        </w:numPr>
-      </w:pPr>
-      <w:r>
-        <w:rPr>
-          <w:b/>
-          <w:bCs/>
-        </w:rPr>
         <w:t xml:space="preserve">What it says:</w:t>
       </w:r>
       <w:r>
@@ -928,7 +967,7 @@
           <w:b/>
           <w:bCs/>
         </w:rPr>
-        <w:t xml:space="preserve">File:</w:t>
+        <w:t xml:space="preserve">Now in:</w:t>
       </w:r>
       <w:r>
         <w:t xml:space="preserve"> </w:t>
@@ -937,7 +976,13 @@
         <w:rPr>
           <w:rStyle w:val="VerbatimChar"/>
         </w:rPr>
-        <w:t xml:space="preserve">03w HIPAA - Workstation Use Policy (1).md</w:t>
+        <w:t xml:space="preserve">03a. Technical Safeguards — Encryption, Passwords, Remote Access &amp; Workstations.md</w:t>
+      </w:r>
+      <w:r>
+        <w:t xml:space="preserve"> </w:t>
+      </w:r>
+      <w:r>
+        <w:t xml:space="preserve">(Workstation Use sub-section)</w:t>
       </w:r>
     </w:p>
     <w:p>
@@ -953,28 +998,22 @@
           <w:b/>
           <w:bCs/>
         </w:rPr>
-        <w:t xml:space="preserve">Location:</w:t>
-      </w:r>
-      <w:r>
-        <w:t xml:space="preserve"> </w:t>
-      </w:r>
-      <w:r>
-        <w:t xml:space="preserve">Appended as new numbered sub-section</w:t>
-      </w:r>
-      <w:r>
-        <w:t xml:space="preserve"> </w:t>
-      </w:r>
-      <w:r>
-        <w:rPr>
-          <w:rStyle w:val="VerbatimChar"/>
-        </w:rPr>
-        <w:t xml:space="preserve">*BYOD &amp; Mobile Device Management*.</w:t>
-      </w:r>
-      <w:r>
-        <w:t xml:space="preserve"> </w:t>
-      </w:r>
-      <w:r>
-        <w:t xml:space="preserve">immediately before the References section.</w:t>
+        <w:t xml:space="preserve">ECH driver:</w:t>
+      </w:r>
+      <w:r>
+        <w:t xml:space="preserve"> </w:t>
+      </w:r>
+      <w:r>
+        <w:t xml:space="preserve">SIG Lite §M.1.3 / §M.1.5 / §M.1.6 (CSV rows 132–134, all flagged</w:t>
+      </w:r>
+      <w:r>
+        <w:t xml:space="preserve"> </w:t>
+      </w:r>
+      <w:r>
+        <w:t xml:space="preserve">“FOLLOW UP”</w:t>
+      </w:r>
+      <w:r>
+        <w:t xml:space="preserve">).</w:t>
       </w:r>
     </w:p>
     <w:p>
@@ -990,37 +1029,6 @@
           <w:b/>
           <w:bCs/>
         </w:rPr>
-        <w:t xml:space="preserve">ECH driver:</w:t>
-      </w:r>
-      <w:r>
-        <w:t xml:space="preserve"> </w:t>
-      </w:r>
-      <w:r>
-        <w:t xml:space="preserve">SIG Lite §M.1.3 / §M.1.5 / §M.1.6 (CSV rows 132–134, all flagged</w:t>
-      </w:r>
-      <w:r>
-        <w:t xml:space="preserve"> </w:t>
-      </w:r>
-      <w:r>
-        <w:t xml:space="preserve">“FOLLOW UP”</w:t>
-      </w:r>
-      <w:r>
-        <w:t xml:space="preserve">).</w:t>
-      </w:r>
-    </w:p>
-    <w:p>
-      <w:pPr>
-        <w:pStyle w:val="Compact"/>
-        <w:numPr>
-          <w:ilvl w:val="0"/>
-          <w:numId w:val="1002"/>
-        </w:numPr>
-      </w:pPr>
-      <w:r>
-        <w:rPr>
-          <w:b/>
-          <w:bCs/>
-        </w:rPr>
         <w:t xml:space="preserve">What it says:</w:t>
       </w:r>
       <w:r>
@@ -1053,7 +1061,7 @@
           <w:b/>
           <w:bCs/>
         </w:rPr>
-        <w:t xml:space="preserve">File:</w:t>
+        <w:t xml:space="preserve">Now in:</w:t>
       </w:r>
       <w:r>
         <w:t xml:space="preserve"> </w:t>
@@ -1062,7 +1070,7 @@
         <w:rPr>
           <w:rStyle w:val="VerbatimChar"/>
         </w:rPr>
-        <w:t xml:space="preserve">03d HIPAA - Contingency Planning Policy (1).md</w:t>
+        <w:t xml:space="preserve">04a. Contingency Planning Policy.md</w:t>
       </w:r>
     </w:p>
     <w:p>
@@ -1078,28 +1086,13 @@
           <w:b/>
           <w:bCs/>
         </w:rPr>
-        <w:t xml:space="preserve">Location:</w:t>
-      </w:r>
-      <w:r>
-        <w:t xml:space="preserve"> </w:t>
-      </w:r>
-      <w:r>
-        <w:t xml:space="preserve">Appended as new numbered sub-section</w:t>
-      </w:r>
-      <w:r>
-        <w:t xml:space="preserve"> </w:t>
-      </w:r>
-      <w:r>
-        <w:rPr>
-          <w:rStyle w:val="VerbatimChar"/>
-        </w:rPr>
-        <w:t xml:space="preserve">*Pandemic Operations &amp; Multi-Vendor Risk*.</w:t>
-      </w:r>
-      <w:r>
-        <w:t xml:space="preserve"> </w:t>
-      </w:r>
-      <w:r>
-        <w:t xml:space="preserve">immediately before the References section.</w:t>
+        <w:t xml:space="preserve">ECH driver:</w:t>
+      </w:r>
+      <w:r>
+        <w:t xml:space="preserve"> </w:t>
+      </w:r>
+      <w:r>
+        <w:t xml:space="preserve">SIG Lite §K.4 (pandemic plan, currently NO) and §K.30 (multi-vendor resiliency, currently NO).</w:t>
       </w:r>
     </w:p>
     <w:p>
@@ -1115,28 +1108,6 @@
           <w:b/>
           <w:bCs/>
         </w:rPr>
-        <w:t xml:space="preserve">ECH driver:</w:t>
-      </w:r>
-      <w:r>
-        <w:t xml:space="preserve"> </w:t>
-      </w:r>
-      <w:r>
-        <w:t xml:space="preserve">SIG Lite §K.4 (pandemic plan, currently NO) and §K.30 (multi-vendor resiliency, currently NO).</w:t>
-      </w:r>
-    </w:p>
-    <w:p>
-      <w:pPr>
-        <w:pStyle w:val="Compact"/>
-        <w:numPr>
-          <w:ilvl w:val="0"/>
-          <w:numId w:val="1003"/>
-        </w:numPr>
-      </w:pPr>
-      <w:r>
-        <w:rPr>
-          <w:b/>
-          <w:bCs/>
-        </w:rPr>
         <w:t xml:space="preserve">What it says:</w:t>
       </w:r>
       <w:r>
@@ -1207,7 +1178,7 @@
         <w:t xml:space="preserve"> </w:t>
       </w:r>
       <w:r>
-        <w:t xml:space="preserve">(Insurances row 181; Security Audits rows 182–183) — these are evidence attachments for the ECH submission package, not policy text. The Contingency Planning Policy already commits to obtaining cyber-liability insurance; the actual certificate lives in business records.</w:t>
+        <w:t xml:space="preserve">(Insurances row 181; Security Audits rows 182–183) — these are evidence attachments for the ECH submission package, not policy text.</w:t>
       </w:r>
     </w:p>
     <w:p>
@@ -1251,7 +1222,7 @@
         <w:t xml:space="preserve"> </w:t>
       </w:r>
       <w:r>
-        <w:t xml:space="preserve">— all marked N/A in the gap analysis. Answer N/A on the submission with the one-line justifications in</w:t>
+        <w:t xml:space="preserve">— all marked N/A. Answer N/A on the submission with the one-line justifications in</w:t>
       </w:r>
       <w:r>
         <w:t xml:space="preserve"> </w:t>
@@ -1274,13 +1245,13 @@
       </w:r>
     </w:p>
     <w:bookmarkEnd w:id="14"/>
-    <w:bookmarkStart w:id="15" w:name="inventory-after-changes"/>
+    <w:bookmarkStart w:id="19" w:name="Xa14876ba46f9fb86482224849bc144404e5bb6c"/>
     <w:p>
       <w:pPr>
         <w:pStyle w:val="Heading2"/>
       </w:pPr>
       <w:r>
-        <w:t xml:space="preserve">4. Inventory after changes</w:t>
+        <w:t xml:space="preserve">4. Thematic merges (14 source files → 4 merged files)</w:t>
       </w:r>
     </w:p>
     <w:p>
@@ -1288,7 +1259,7 @@
         <w:pStyle w:val="FirstParagraph"/>
       </w:pPr>
       <w:r>
-        <w:t xml:space="preserve">29 files remain in</w:t>
+        <w:t xml:space="preserve">Each merged file has (a) a brief blended intro at the top describing the topic, and (b) the source policies preserved verbatim as</w:t>
       </w:r>
       <w:r>
         <w:t xml:space="preserve"> </w:t>
@@ -1297,10 +1268,1920 @@
         <w:rPr>
           <w:rStyle w:val="VerbatimChar"/>
         </w:rPr>
-        <w:t xml:space="preserve">3. Final Word/3.a Final Markdown/</w:t>
-      </w:r>
-      <w:r>
-        <w:t xml:space="preserve">:</w:t>
+        <w:t xml:space="preserve">## I. &lt;Section&gt;</w:t>
+      </w:r>
+      <w:r>
+        <w:t xml:space="preserve">,</w:t>
+      </w:r>
+      <w:r>
+        <w:t xml:space="preserve"> </w:t>
+      </w:r>
+      <w:r>
+        <w:rPr>
+          <w:rStyle w:val="VerbatimChar"/>
+        </w:rPr>
+        <w:t xml:space="preserve">## II. &lt;Section&gt;</w:t>
+      </w:r>
+      <w:r>
+        <w:t xml:space="preserve">, … sub-sections. Auditors with a checklist still find each original policy by name. The merged file’s top metadata table lists the source Policy # codes.</w:t>
+      </w:r>
+    </w:p>
+    <w:bookmarkStart w:id="15" w:name="Xe92e491d62f56b687913dcfe59e61f1a16f64ec"/>
+    <w:p>
+      <w:pPr>
+        <w:pStyle w:val="Heading3"/>
+      </w:pPr>
+      <w:r>
+        <w:t xml:space="preserve">4.1 —</w:t>
+      </w:r>
+      <w:r>
+        <w:t xml:space="preserve"> </w:t>
+      </w:r>
+      <w:r>
+        <w:rPr>
+          <w:rStyle w:val="VerbatimChar"/>
+        </w:rPr>
+        <w:t xml:space="preserve">02b. Patient Rights — Access, Amendment &amp; Accounting of Disclosures.md</w:t>
+      </w:r>
+    </w:p>
+    <w:p>
+      <w:pPr>
+        <w:pStyle w:val="FirstParagraph"/>
+      </w:pPr>
+      <w:r>
+        <w:t xml:space="preserve">Merges (preserving each verbatim as a sub-section):</w:t>
+      </w:r>
+    </w:p>
+    <w:tbl>
+      <w:tblPr>
+        <w:tblStyle w:val="Table"/>
+        <w:tblW w:type="pct" w:w="5000"/>
+        <w:tblLayout w:type="fixed"/>
+        <w:tblLook w:firstRow="1" w:lastRow="0" w:firstColumn="0" w:lastColumn="0" w:noHBand="0" w:noVBand="0" w:val="0020"/>
+      </w:tblPr>
+      <w:tblGrid>
+        <w:gridCol w:w="2640"/>
+        <w:gridCol w:w="2640"/>
+        <w:gridCol w:w="2640"/>
+      </w:tblGrid>
+      <w:tr>
+        <w:trPr>
+          <w:tblHeader w:val="on"/>
+        </w:trPr>
+        <w:tc>
+          <w:tcPr/>
+          <w:p>
+            <w:pPr>
+              <w:pStyle w:val="Compact"/>
+            </w:pPr>
+            <w:r>
+              <w:t xml:space="preserve">Original source</w:t>
+            </w:r>
+          </w:p>
+        </w:tc>
+        <w:tc>
+          <w:tcPr/>
+          <w:p>
+            <w:pPr>
+              <w:pStyle w:val="Compact"/>
+            </w:pPr>
+            <w:r>
+              <w:t xml:space="preserve">Policy #</w:t>
+            </w:r>
+          </w:p>
+        </w:tc>
+        <w:tc>
+          <w:tcPr/>
+          <w:p>
+            <w:pPr>
+              <w:pStyle w:val="Compact"/>
+            </w:pPr>
+            <w:r>
+              <w:t xml:space="preserve">New sub-section</w:t>
+            </w:r>
+          </w:p>
+        </w:tc>
+      </w:tr>
+      <w:tr>
+        <w:tc>
+          <w:tcPr/>
+          <w:p>
+            <w:pPr>
+              <w:pStyle w:val="Compact"/>
+            </w:pPr>
+            <w:r>
+              <w:rPr>
+                <w:rStyle w:val="VerbatimChar"/>
+              </w:rPr>
+              <w:t xml:space="preserve">03k HIPAA - Individual Rights to Access Their Records Policy.md</w:t>
+            </w:r>
+          </w:p>
+        </w:tc>
+        <w:tc>
+          <w:tcPr/>
+          <w:p>
+            <w:pPr>
+              <w:pStyle w:val="Compact"/>
+            </w:pPr>
+            <w:r>
+              <w:t xml:space="preserve">L-009</w:t>
+            </w:r>
+          </w:p>
+        </w:tc>
+        <w:tc>
+          <w:tcPr/>
+          <w:p>
+            <w:pPr>
+              <w:pStyle w:val="Compact"/>
+            </w:pPr>
+            <w:r>
+              <w:t xml:space="preserve">I. Right to Access PHI</w:t>
+            </w:r>
+          </w:p>
+        </w:tc>
+      </w:tr>
+      <w:tr>
+        <w:tc>
+          <w:tcPr/>
+          <w:p>
+            <w:pPr>
+              <w:pStyle w:val="Compact"/>
+            </w:pPr>
+            <w:r>
+              <w:rPr>
+                <w:rStyle w:val="VerbatimChar"/>
+              </w:rPr>
+              <w:t xml:space="preserve">03j HIPAA - Individual Right to Request Amendments to PHI Policy.md</w:t>
+            </w:r>
+          </w:p>
+        </w:tc>
+        <w:tc>
+          <w:tcPr/>
+          <w:p>
+            <w:pPr>
+              <w:pStyle w:val="Compact"/>
+            </w:pPr>
+            <w:r>
+              <w:t xml:space="preserve">L-008</w:t>
+            </w:r>
+          </w:p>
+        </w:tc>
+        <w:tc>
+          <w:tcPr/>
+          <w:p>
+            <w:pPr>
+              <w:pStyle w:val="Compact"/>
+            </w:pPr>
+            <w:r>
+              <w:t xml:space="preserve">II. Right to Request Amendments to PHI</w:t>
+            </w:r>
+          </w:p>
+        </w:tc>
+      </w:tr>
+      <w:tr>
+        <w:tc>
+          <w:tcPr/>
+          <w:p>
+            <w:pPr>
+              <w:pStyle w:val="Compact"/>
+            </w:pPr>
+            <w:r>
+              <w:rPr>
+                <w:rStyle w:val="VerbatimChar"/>
+              </w:rPr>
+              <w:t xml:space="preserve">03a HIPAA- Accounting of Disclosures Policy.md</w:t>
+            </w:r>
+          </w:p>
+        </w:tc>
+        <w:tc>
+          <w:tcPr/>
+          <w:p>
+            <w:pPr>
+              <w:pStyle w:val="Compact"/>
+            </w:pPr>
+            <w:r>
+              <w:t xml:space="preserve">L-003</w:t>
+            </w:r>
+          </w:p>
+        </w:tc>
+        <w:tc>
+          <w:tcPr/>
+          <w:p>
+            <w:pPr>
+              <w:pStyle w:val="Compact"/>
+            </w:pPr>
+            <w:r>
+              <w:t xml:space="preserve">III. Accounting of Disclosures</w:t>
+            </w:r>
+          </w:p>
+        </w:tc>
+      </w:tr>
+    </w:tbl>
+    <w:bookmarkEnd w:id="15"/>
+    <w:bookmarkStart w:id="16" w:name="X3d1b9cfced49f59fcc13f1ed04cf00bc1220431"/>
+    <w:p>
+      <w:pPr>
+        <w:pStyle w:val="Heading3"/>
+      </w:pPr>
+      <w:r>
+        <w:t xml:space="preserve">4.2 —</w:t>
+      </w:r>
+      <w:r>
+        <w:t xml:space="preserve"> </w:t>
+      </w:r>
+      <w:r>
+        <w:rPr>
+          <w:rStyle w:val="VerbatimChar"/>
+        </w:rPr>
+        <w:t xml:space="preserve">02c. PHI Use, Disclosure, Minimum Necessary &amp; De-Identification.md</w:t>
+      </w:r>
+    </w:p>
+    <w:tbl>
+      <w:tblPr>
+        <w:tblStyle w:val="Table"/>
+        <w:tblW w:type="pct" w:w="5000"/>
+        <w:tblLayout w:type="fixed"/>
+        <w:tblLook w:firstRow="1" w:lastRow="0" w:firstColumn="0" w:lastColumn="0" w:noHBand="0" w:noVBand="0" w:val="0020"/>
+      </w:tblPr>
+      <w:tblGrid>
+        <w:gridCol w:w="2640"/>
+        <w:gridCol w:w="2640"/>
+        <w:gridCol w:w="2640"/>
+      </w:tblGrid>
+      <w:tr>
+        <w:trPr>
+          <w:tblHeader w:val="on"/>
+        </w:trPr>
+        <w:tc>
+          <w:tcPr/>
+          <w:p>
+            <w:pPr>
+              <w:pStyle w:val="Compact"/>
+            </w:pPr>
+            <w:r>
+              <w:t xml:space="preserve">Original source</w:t>
+            </w:r>
+          </w:p>
+        </w:tc>
+        <w:tc>
+          <w:tcPr/>
+          <w:p>
+            <w:pPr>
+              <w:pStyle w:val="Compact"/>
+            </w:pPr>
+            <w:r>
+              <w:t xml:space="preserve">Policy #</w:t>
+            </w:r>
+          </w:p>
+        </w:tc>
+        <w:tc>
+          <w:tcPr/>
+          <w:p>
+            <w:pPr>
+              <w:pStyle w:val="Compact"/>
+            </w:pPr>
+            <w:r>
+              <w:t xml:space="preserve">New sub-section</w:t>
+            </w:r>
+          </w:p>
+        </w:tc>
+      </w:tr>
+      <w:tr>
+        <w:tc>
+          <w:tcPr/>
+          <w:p>
+            <w:pPr>
+              <w:pStyle w:val="Compact"/>
+            </w:pPr>
+            <w:r>
+              <w:rPr>
+                <w:rStyle w:val="VerbatimChar"/>
+              </w:rPr>
+              <w:t xml:space="preserve">03v HIPAA - Use and Disclosure of PHI for Various Legal, Public Health and Regulatory Purposes Policy.md</w:t>
+            </w:r>
+          </w:p>
+        </w:tc>
+        <w:tc>
+          <w:tcPr/>
+          <w:p>
+            <w:pPr>
+              <w:pStyle w:val="Compact"/>
+            </w:pPr>
+            <w:r>
+              <w:t xml:space="preserve">L-002</w:t>
+            </w:r>
+          </w:p>
+        </w:tc>
+        <w:tc>
+          <w:tcPr/>
+          <w:p>
+            <w:pPr>
+              <w:pStyle w:val="Compact"/>
+            </w:pPr>
+            <w:r>
+              <w:t xml:space="preserve">I. Use &amp; Disclosure of PHI for Legal, Public Health &amp; Regulatory Purposes</w:t>
+            </w:r>
+          </w:p>
+        </w:tc>
+      </w:tr>
+      <w:tr>
+        <w:tc>
+          <w:tcPr/>
+          <w:p>
+            <w:pPr>
+              <w:pStyle w:val="Compact"/>
+            </w:pPr>
+            <w:r>
+              <w:rPr>
+                <w:rStyle w:val="VerbatimChar"/>
+              </w:rPr>
+              <w:t xml:space="preserve">03m HIPAA - Minimum Necessary Rule Policy.md</w:t>
+            </w:r>
+          </w:p>
+        </w:tc>
+        <w:tc>
+          <w:tcPr/>
+          <w:p>
+            <w:pPr>
+              <w:pStyle w:val="Compact"/>
+            </w:pPr>
+            <w:r>
+              <w:t xml:space="preserve">L-010</w:t>
+            </w:r>
+          </w:p>
+        </w:tc>
+        <w:tc>
+          <w:tcPr/>
+          <w:p>
+            <w:pPr>
+              <w:pStyle w:val="Compact"/>
+            </w:pPr>
+            <w:r>
+              <w:t xml:space="preserve">II. Minimum Necessary Rule</w:t>
+            </w:r>
+          </w:p>
+        </w:tc>
+      </w:tr>
+      <w:tr>
+        <w:tc>
+          <w:tcPr/>
+          <w:p>
+            <w:pPr>
+              <w:pStyle w:val="Compact"/>
+            </w:pPr>
+            <w:r>
+              <w:rPr>
+                <w:rStyle w:val="VerbatimChar"/>
+              </w:rPr>
+              <w:t xml:space="preserve">03e HIPAA - De-Identifying and Re-Identifying PHI and Creation of Limited Data Sets Policy.md</w:t>
+            </w:r>
+          </w:p>
+        </w:tc>
+        <w:tc>
+          <w:tcPr/>
+          <w:p>
+            <w:pPr>
+              <w:pStyle w:val="Compact"/>
+            </w:pPr>
+            <w:r>
+              <w:t xml:space="preserve">L-005</w:t>
+            </w:r>
+          </w:p>
+        </w:tc>
+        <w:tc>
+          <w:tcPr/>
+          <w:p>
+            <w:pPr>
+              <w:pStyle w:val="Compact"/>
+            </w:pPr>
+            <w:r>
+              <w:t xml:space="preserve">III. De-Identifying &amp; Re-Identifying PHI + Limited Data Sets</w:t>
+            </w:r>
+          </w:p>
+        </w:tc>
+      </w:tr>
+      <w:tr>
+        <w:tc>
+          <w:tcPr/>
+          <w:p>
+            <w:pPr>
+              <w:pStyle w:val="Compact"/>
+            </w:pPr>
+            <w:r>
+              <w:rPr>
+                <w:rStyle w:val="VerbatimChar"/>
+              </w:rPr>
+              <w:t xml:space="preserve">03h HIPAA and Marketing Policy.md</w:t>
+            </w:r>
+          </w:p>
+        </w:tc>
+        <w:tc>
+          <w:tcPr/>
+          <w:p>
+            <w:pPr>
+              <w:pStyle w:val="Compact"/>
+            </w:pPr>
+            <w:r>
+              <w:t xml:space="preserve">L-006</w:t>
+            </w:r>
+          </w:p>
+        </w:tc>
+        <w:tc>
+          <w:tcPr/>
+          <w:p>
+            <w:pPr>
+              <w:pStyle w:val="Compact"/>
+            </w:pPr>
+            <w:r>
+              <w:t xml:space="preserve">IV. Marketing &amp; Patient Communications</w:t>
+            </w:r>
+          </w:p>
+        </w:tc>
+      </w:tr>
+    </w:tbl>
+    <w:bookmarkEnd w:id="16"/>
+    <w:bookmarkStart w:id="17" w:name="X04dce3dd8132bb956a09745c448bf079824c5fa"/>
+    <w:p>
+      <w:pPr>
+        <w:pStyle w:val="Heading3"/>
+      </w:pPr>
+      <w:r>
+        <w:t xml:space="preserve">4.3 —</w:t>
+      </w:r>
+      <w:r>
+        <w:t xml:space="preserve"> </w:t>
+      </w:r>
+      <w:r>
+        <w:rPr>
+          <w:rStyle w:val="VerbatimChar"/>
+        </w:rPr>
+        <w:t xml:space="preserve">03a. Technical Safeguards — Encryption, Passwords, Remote Access &amp; Workstations.md</w:t>
+      </w:r>
+    </w:p>
+    <w:tbl>
+      <w:tblPr>
+        <w:tblStyle w:val="Table"/>
+        <w:tblW w:type="pct" w:w="5000"/>
+        <w:tblLayout w:type="fixed"/>
+        <w:tblLook w:firstRow="1" w:lastRow="0" w:firstColumn="0" w:lastColumn="0" w:noHBand="0" w:noVBand="0" w:val="0020"/>
+      </w:tblPr>
+      <w:tblGrid>
+        <w:gridCol w:w="2640"/>
+        <w:gridCol w:w="2640"/>
+        <w:gridCol w:w="2640"/>
+      </w:tblGrid>
+      <w:tr>
+        <w:trPr>
+          <w:tblHeader w:val="on"/>
+        </w:trPr>
+        <w:tc>
+          <w:tcPr/>
+          <w:p>
+            <w:pPr>
+              <w:pStyle w:val="Compact"/>
+            </w:pPr>
+            <w:r>
+              <w:t xml:space="preserve">Original source</w:t>
+            </w:r>
+          </w:p>
+        </w:tc>
+        <w:tc>
+          <w:tcPr/>
+          <w:p>
+            <w:pPr>
+              <w:pStyle w:val="Compact"/>
+            </w:pPr>
+            <w:r>
+              <w:t xml:space="preserve">Policy #</w:t>
+            </w:r>
+          </w:p>
+        </w:tc>
+        <w:tc>
+          <w:tcPr/>
+          <w:p>
+            <w:pPr>
+              <w:pStyle w:val="Compact"/>
+            </w:pPr>
+            <w:r>
+              <w:t xml:space="preserve">New sub-section</w:t>
+            </w:r>
+          </w:p>
+        </w:tc>
+      </w:tr>
+      <w:tr>
+        <w:tc>
+          <w:tcPr/>
+          <w:p>
+            <w:pPr>
+              <w:pStyle w:val="Compact"/>
+            </w:pPr>
+            <w:r>
+              <w:rPr>
+                <w:rStyle w:val="VerbatimChar"/>
+              </w:rPr>
+              <w:t xml:space="preserve">03g HIPAA - Encryption Policy.md</w:t>
+            </w:r>
+          </w:p>
+        </w:tc>
+        <w:tc>
+          <w:tcPr/>
+          <w:p>
+            <w:pPr>
+              <w:pStyle w:val="Compact"/>
+            </w:pPr>
+            <w:r>
+              <w:t xml:space="preserve">IT-005</w:t>
+            </w:r>
+          </w:p>
+        </w:tc>
+        <w:tc>
+          <w:tcPr/>
+          <w:p>
+            <w:pPr>
+              <w:pStyle w:val="Compact"/>
+            </w:pPr>
+            <w:r>
+              <w:t xml:space="preserve">I. Encryption</w:t>
+            </w:r>
+          </w:p>
+        </w:tc>
+      </w:tr>
+      <w:tr>
+        <w:tc>
+          <w:tcPr/>
+          <w:p>
+            <w:pPr>
+              <w:pStyle w:val="Compact"/>
+            </w:pPr>
+            <w:r>
+              <w:rPr>
+                <w:rStyle w:val="VerbatimChar"/>
+              </w:rPr>
+              <w:t xml:space="preserve">03o HIPAA - Password Management Policy.md</w:t>
+            </w:r>
+          </w:p>
+        </w:tc>
+        <w:tc>
+          <w:tcPr/>
+          <w:p>
+            <w:pPr>
+              <w:pStyle w:val="Compact"/>
+            </w:pPr>
+            <w:r>
+              <w:t xml:space="preserve">IT-001</w:t>
+            </w:r>
+          </w:p>
+        </w:tc>
+        <w:tc>
+          <w:tcPr/>
+          <w:p>
+            <w:pPr>
+              <w:pStyle w:val="Compact"/>
+            </w:pPr>
+            <w:r>
+              <w:t xml:space="preserve">II. Password Management</w:t>
+            </w:r>
+          </w:p>
+        </w:tc>
+      </w:tr>
+      <w:tr>
+        <w:tc>
+          <w:tcPr/>
+          <w:p>
+            <w:pPr>
+              <w:pStyle w:val="Compact"/>
+            </w:pPr>
+            <w:r>
+              <w:rPr>
+                <w:rStyle w:val="VerbatimChar"/>
+              </w:rPr>
+              <w:t xml:space="preserve">03p HIPAA - Remote Access Policy.md</w:t>
+            </w:r>
+          </w:p>
+        </w:tc>
+        <w:tc>
+          <w:tcPr/>
+          <w:p>
+            <w:pPr>
+              <w:pStyle w:val="Compact"/>
+            </w:pPr>
+            <w:r>
+              <w:t xml:space="preserve">IT-006</w:t>
+            </w:r>
+          </w:p>
+        </w:tc>
+        <w:tc>
+          <w:tcPr/>
+          <w:p>
+            <w:pPr>
+              <w:pStyle w:val="Compact"/>
+            </w:pPr>
+            <w:r>
+              <w:t xml:space="preserve">III. Remote Access</w:t>
+            </w:r>
+          </w:p>
+        </w:tc>
+      </w:tr>
+      <w:tr>
+        <w:tc>
+          <w:tcPr/>
+          <w:p>
+            <w:pPr>
+              <w:pStyle w:val="Compact"/>
+            </w:pPr>
+            <w:r>
+              <w:rPr>
+                <w:rStyle w:val="VerbatimChar"/>
+              </w:rPr>
+              <w:t xml:space="preserve">03w HIPAA - Workstation Use Policy (1).md</w:t>
+            </w:r>
+          </w:p>
+        </w:tc>
+        <w:tc>
+          <w:tcPr/>
+          <w:p>
+            <w:pPr>
+              <w:pStyle w:val="Compact"/>
+            </w:pPr>
+            <w:r>
+              <w:t xml:space="preserve">IT-002</w:t>
+            </w:r>
+          </w:p>
+        </w:tc>
+        <w:tc>
+          <w:tcPr/>
+          <w:p>
+            <w:pPr>
+              <w:pStyle w:val="Compact"/>
+            </w:pPr>
+            <w:r>
+              <w:t xml:space="preserve">IV. Workstation Use (including BYOD &amp; Mobile Device Management)</w:t>
+            </w:r>
+          </w:p>
+        </w:tc>
+      </w:tr>
+    </w:tbl>
+    <w:p>
+      <w:pPr>
+        <w:pStyle w:val="BodyText"/>
+      </w:pPr>
+      <w:r>
+        <w:t xml:space="preserve">Note: the Workstation Use sub-section retains the BYOD/MDM clause (§2.2 above).</w:t>
+      </w:r>
+    </w:p>
+    <w:bookmarkEnd w:id="17"/>
+    <w:bookmarkStart w:id="18" w:name="a.-incident-breach-response.md"/>
+    <w:p>
+      <w:pPr>
+        <w:pStyle w:val="Heading3"/>
+      </w:pPr>
+      <w:r>
+        <w:t xml:space="preserve">4.4 —</w:t>
+      </w:r>
+      <w:r>
+        <w:t xml:space="preserve"> </w:t>
+      </w:r>
+      <w:r>
+        <w:rPr>
+          <w:rStyle w:val="VerbatimChar"/>
+        </w:rPr>
+        <w:t xml:space="preserve">05a. Incident &amp; Breach Response.md</w:t>
+      </w:r>
+    </w:p>
+    <w:tbl>
+      <w:tblPr>
+        <w:tblStyle w:val="Table"/>
+        <w:tblW w:type="pct" w:w="5000"/>
+        <w:tblLayout w:type="fixed"/>
+        <w:tblLook w:firstRow="1" w:lastRow="0" w:firstColumn="0" w:lastColumn="0" w:noHBand="0" w:noVBand="0" w:val="0020"/>
+      </w:tblPr>
+      <w:tblGrid>
+        <w:gridCol w:w="2640"/>
+        <w:gridCol w:w="2640"/>
+        <w:gridCol w:w="2640"/>
+      </w:tblGrid>
+      <w:tr>
+        <w:trPr>
+          <w:tblHeader w:val="on"/>
+        </w:trPr>
+        <w:tc>
+          <w:tcPr/>
+          <w:p>
+            <w:pPr>
+              <w:pStyle w:val="Compact"/>
+            </w:pPr>
+            <w:r>
+              <w:t xml:space="preserve">Original source</w:t>
+            </w:r>
+          </w:p>
+        </w:tc>
+        <w:tc>
+          <w:tcPr/>
+          <w:p>
+            <w:pPr>
+              <w:pStyle w:val="Compact"/>
+            </w:pPr>
+            <w:r>
+              <w:t xml:space="preserve">Policy #</w:t>
+            </w:r>
+          </w:p>
+        </w:tc>
+        <w:tc>
+          <w:tcPr/>
+          <w:p>
+            <w:pPr>
+              <w:pStyle w:val="Compact"/>
+            </w:pPr>
+            <w:r>
+              <w:t xml:space="preserve">New sub-section</w:t>
+            </w:r>
+          </w:p>
+        </w:tc>
+      </w:tr>
+      <w:tr>
+        <w:tc>
+          <w:tcPr/>
+          <w:p>
+            <w:pPr>
+              <w:pStyle w:val="Compact"/>
+            </w:pPr>
+            <w:r>
+              <w:rPr>
+                <w:rStyle w:val="VerbatimChar"/>
+              </w:rPr>
+              <w:t xml:space="preserve">03s HIPAA - Security Incident Management Policy (2).md</w:t>
+            </w:r>
+          </w:p>
+        </w:tc>
+        <w:tc>
+          <w:tcPr/>
+          <w:p>
+            <w:pPr>
+              <w:pStyle w:val="Compact"/>
+            </w:pPr>
+            <w:r>
+              <w:t xml:space="preserve">IT-009</w:t>
+            </w:r>
+          </w:p>
+        </w:tc>
+        <w:tc>
+          <w:tcPr/>
+          <w:p>
+            <w:pPr>
+              <w:pStyle w:val="Compact"/>
+            </w:pPr>
+            <w:r>
+              <w:t xml:space="preserve">I. Security Incident Management</w:t>
+            </w:r>
+          </w:p>
+        </w:tc>
+      </w:tr>
+      <w:tr>
+        <w:tc>
+          <w:tcPr/>
+          <w:p>
+            <w:pPr>
+              <w:pStyle w:val="Compact"/>
+            </w:pPr>
+            <w:r>
+              <w:rPr>
+                <w:rStyle w:val="VerbatimChar"/>
+              </w:rPr>
+              <w:t xml:space="preserve">03b HIPAA - Breach Notification Policy.md</w:t>
+            </w:r>
+          </w:p>
+        </w:tc>
+        <w:tc>
+          <w:tcPr/>
+          <w:p>
+            <w:pPr>
+              <w:pStyle w:val="Compact"/>
+            </w:pPr>
+            <w:r>
+              <w:t xml:space="preserve">L-004</w:t>
+            </w:r>
+          </w:p>
+        </w:tc>
+        <w:tc>
+          <w:tcPr/>
+          <w:p>
+            <w:pPr>
+              <w:pStyle w:val="Compact"/>
+            </w:pPr>
+            <w:r>
+              <w:t xml:space="preserve">II. HIPAA Breach Notification</w:t>
+            </w:r>
+          </w:p>
+        </w:tc>
+      </w:tr>
+      <w:tr>
+        <w:tc>
+          <w:tcPr/>
+          <w:p>
+            <w:pPr>
+              <w:pStyle w:val="Compact"/>
+            </w:pPr>
+            <w:r>
+              <w:rPr>
+                <w:rStyle w:val="VerbatimChar"/>
+              </w:rPr>
+              <w:t xml:space="preserve">AWS and Aptible Security Incident Management Policy.md</w:t>
+            </w:r>
+          </w:p>
+        </w:tc>
+        <w:tc>
+          <w:tcPr/>
+          <w:p>
+            <w:pPr>
+              <w:pStyle w:val="Compact"/>
+            </w:pPr>
+            <w:r>
+              <w:t xml:space="preserve">(no original #)</w:t>
+            </w:r>
+          </w:p>
+        </w:tc>
+        <w:tc>
+          <w:tcPr/>
+          <w:p>
+            <w:pPr>
+              <w:pStyle w:val="Compact"/>
+            </w:pPr>
+            <w:r>
+              <w:t xml:space="preserve">III. AWS &amp; Aptible Cloud Incident Playbook</w:t>
+            </w:r>
+          </w:p>
+        </w:tc>
+      </w:tr>
+    </w:tbl>
+    <w:p>
+      <w:r>
+        <w:pict>
+          <v:rect style="width:0;height:1.5pt" o:hralign="center" o:hrstd="t" o:hr="t"/>
+        </w:pict>
+      </w:r>
+    </w:p>
+    <w:bookmarkEnd w:id="18"/>
+    <w:bookmarkEnd w:id="19"/>
+    <w:bookmarkStart w:id="20" w:name="X68fb05400861dd5f7391a8fe4436768cae478fb"/>
+    <w:p>
+      <w:pPr>
+        <w:pStyle w:val="Heading2"/>
+      </w:pPr>
+      <w:r>
+        <w:t xml:space="preserve">5. Renames (16 files renumbered with category prefixes)</w:t>
+      </w:r>
+    </w:p>
+    <w:p>
+      <w:pPr>
+        <w:pStyle w:val="FirstParagraph"/>
+      </w:pPr>
+      <w:r>
+        <w:t xml:space="preserve">No content changed; only the filenames. Done with</w:t>
+      </w:r>
+      <w:r>
+        <w:t xml:space="preserve"> </w:t>
+      </w:r>
+      <w:r>
+        <w:rPr>
+          <w:rStyle w:val="VerbatimChar"/>
+        </w:rPr>
+        <w:t xml:space="preserve">git mv</w:t>
+      </w:r>
+      <w:r>
+        <w:t xml:space="preserve"> </w:t>
+      </w:r>
+      <w:r>
+        <w:t xml:space="preserve">so per-file history is preserved.</w:t>
+      </w:r>
+    </w:p>
+    <w:tbl>
+      <w:tblPr>
+        <w:tblStyle w:val="Table"/>
+        <w:tblW w:type="pct" w:w="5000"/>
+        <w:tblLayout w:type="fixed"/>
+        <w:tblLook w:firstRow="1" w:lastRow="0" w:firstColumn="0" w:lastColumn="0" w:noHBand="0" w:noVBand="0" w:val="0020"/>
+      </w:tblPr>
+      <w:tblGrid>
+        <w:gridCol w:w="3960"/>
+        <w:gridCol w:w="3960"/>
+      </w:tblGrid>
+      <w:tr>
+        <w:trPr>
+          <w:tblHeader w:val="on"/>
+        </w:trPr>
+        <w:tc>
+          <w:tcPr/>
+          <w:p>
+            <w:pPr>
+              <w:pStyle w:val="Compact"/>
+            </w:pPr>
+            <w:r>
+              <w:t xml:space="preserve">Old filename</w:t>
+            </w:r>
+          </w:p>
+        </w:tc>
+        <w:tc>
+          <w:tcPr/>
+          <w:p>
+            <w:pPr>
+              <w:pStyle w:val="Compact"/>
+            </w:pPr>
+            <w:r>
+              <w:t xml:space="preserve">New filename</w:t>
+            </w:r>
+          </w:p>
+        </w:tc>
+      </w:tr>
+      <w:tr>
+        <w:tc>
+          <w:tcPr/>
+          <w:p>
+            <w:pPr>
+              <w:pStyle w:val="Compact"/>
+            </w:pPr>
+            <w:r>
+              <w:rPr>
+                <w:rStyle w:val="VerbatimChar"/>
+              </w:rPr>
+              <w:t xml:space="preserve">Millie Information Security &amp; Data Governance Framework (1).md</w:t>
+            </w:r>
+          </w:p>
+        </w:tc>
+        <w:tc>
+          <w:tcPr/>
+          <w:p>
+            <w:pPr>
+              <w:pStyle w:val="Compact"/>
+            </w:pPr>
+            <w:r>
+              <w:rPr>
+                <w:rStyle w:val="VerbatimChar"/>
+              </w:rPr>
+              <w:t xml:space="preserve">01a. Information Security Framework.md</w:t>
+            </w:r>
+          </w:p>
+        </w:tc>
+      </w:tr>
+      <w:tr>
+        <w:tc>
+          <w:tcPr/>
+          <w:p>
+            <w:pPr>
+              <w:pStyle w:val="Compact"/>
+            </w:pPr>
+            <w:r>
+              <w:rPr>
+                <w:rStyle w:val="VerbatimChar"/>
+              </w:rPr>
+              <w:t xml:space="preserve">03i HIPAA Definitions Policy.md</w:t>
+            </w:r>
+          </w:p>
+        </w:tc>
+        <w:tc>
+          <w:tcPr/>
+          <w:p>
+            <w:pPr>
+              <w:pStyle w:val="Compact"/>
+            </w:pPr>
+            <w:r>
+              <w:rPr>
+                <w:rStyle w:val="VerbatimChar"/>
+              </w:rPr>
+              <w:t xml:space="preserve">01b. HIPAA Definitions.md</w:t>
+            </w:r>
+          </w:p>
+        </w:tc>
+      </w:tr>
+      <w:tr>
+        <w:tc>
+          <w:tcPr/>
+          <w:p>
+            <w:pPr>
+              <w:pStyle w:val="Compact"/>
+            </w:pPr>
+            <w:r>
+              <w:rPr>
+                <w:rStyle w:val="VerbatimChar"/>
+              </w:rPr>
+              <w:t xml:space="preserve">03q HIPAA - Risk Management Policy (1).md</w:t>
+            </w:r>
+          </w:p>
+        </w:tc>
+        <w:tc>
+          <w:tcPr/>
+          <w:p>
+            <w:pPr>
+              <w:pStyle w:val="Compact"/>
+            </w:pPr>
+            <w:r>
+              <w:rPr>
+                <w:rStyle w:val="VerbatimChar"/>
+              </w:rPr>
+              <w:t xml:space="preserve">01c. Risk Management Policy.md</w:t>
+            </w:r>
+          </w:p>
+        </w:tc>
+      </w:tr>
+      <w:tr>
+        <w:tc>
+          <w:tcPr/>
+          <w:p>
+            <w:pPr>
+              <w:pStyle w:val="Compact"/>
+            </w:pPr>
+            <w:r>
+              <w:rPr>
+                <w:rStyle w:val="VerbatimChar"/>
+              </w:rPr>
+              <w:t xml:space="preserve">03r HIPAA - Safeguards Policy.md</w:t>
+            </w:r>
+          </w:p>
+        </w:tc>
+        <w:tc>
+          <w:tcPr/>
+          <w:p>
+            <w:pPr>
+              <w:pStyle w:val="Compact"/>
+            </w:pPr>
+            <w:r>
+              <w:rPr>
+                <w:rStyle w:val="VerbatimChar"/>
+              </w:rPr>
+              <w:t xml:space="preserve">01d. Safeguards Policy.md</w:t>
+            </w:r>
+          </w:p>
+        </w:tc>
+      </w:tr>
+      <w:tr>
+        <w:tc>
+          <w:tcPr/>
+          <w:p>
+            <w:pPr>
+              <w:pStyle w:val="Compact"/>
+            </w:pPr>
+            <w:r>
+              <w:rPr>
+                <w:rStyle w:val="VerbatimChar"/>
+              </w:rPr>
+              <w:t xml:space="preserve">Millie Privacy Policy (1).md</w:t>
+            </w:r>
+          </w:p>
+        </w:tc>
+        <w:tc>
+          <w:tcPr/>
+          <w:p>
+            <w:pPr>
+              <w:pStyle w:val="Compact"/>
+            </w:pPr>
+            <w:r>
+              <w:rPr>
+                <w:rStyle w:val="VerbatimChar"/>
+              </w:rPr>
+              <w:t xml:space="preserve">02a. Privacy Policy.md</w:t>
+            </w:r>
+          </w:p>
+        </w:tc>
+      </w:tr>
+      <w:tr>
+        <w:tc>
+          <w:tcPr/>
+          <w:p>
+            <w:pPr>
+              <w:pStyle w:val="Compact"/>
+            </w:pPr>
+            <w:r>
+              <w:rPr>
+                <w:rStyle w:val="VerbatimChar"/>
+              </w:rPr>
+              <w:t xml:space="preserve">03d HIPAA - Contingency Planning Policy (1).md</w:t>
+            </w:r>
+          </w:p>
+        </w:tc>
+        <w:tc>
+          <w:tcPr/>
+          <w:p>
+            <w:pPr>
+              <w:pStyle w:val="Compact"/>
+            </w:pPr>
+            <w:r>
+              <w:rPr>
+                <w:rStyle w:val="VerbatimChar"/>
+              </w:rPr>
+              <w:t xml:space="preserve">04a. Contingency Planning Policy.md</w:t>
+            </w:r>
+          </w:p>
+        </w:tc>
+      </w:tr>
+      <w:tr>
+        <w:tc>
+          <w:tcPr/>
+          <w:p>
+            <w:pPr>
+              <w:pStyle w:val="Compact"/>
+            </w:pPr>
+            <w:r>
+              <w:rPr>
+                <w:rStyle w:val="VerbatimChar"/>
+              </w:rPr>
+              <w:t xml:space="preserve">03n HIPAA - Paper Document Management Policy.md</w:t>
+            </w:r>
+          </w:p>
+        </w:tc>
+        <w:tc>
+          <w:tcPr/>
+          <w:p>
+            <w:pPr>
+              <w:pStyle w:val="Compact"/>
+            </w:pPr>
+            <w:r>
+              <w:rPr>
+                <w:rStyle w:val="VerbatimChar"/>
+              </w:rPr>
+              <w:t xml:space="preserve">04b. Paper Document Management Policy.md</w:t>
+            </w:r>
+          </w:p>
+        </w:tc>
+      </w:tr>
+      <w:tr>
+        <w:tc>
+          <w:tcPr/>
+          <w:p>
+            <w:pPr>
+              <w:pStyle w:val="Compact"/>
+            </w:pPr>
+            <w:r>
+              <w:rPr>
+                <w:rStyle w:val="VerbatimChar"/>
+              </w:rPr>
+              <w:t xml:space="preserve">Millie Clinic COVID Policy.md</w:t>
+            </w:r>
+          </w:p>
+        </w:tc>
+        <w:tc>
+          <w:tcPr/>
+          <w:p>
+            <w:pPr>
+              <w:pStyle w:val="Compact"/>
+            </w:pPr>
+            <w:r>
+              <w:rPr>
+                <w:rStyle w:val="VerbatimChar"/>
+              </w:rPr>
+              <w:t xml:space="preserve">04c. COVID Policy.md</w:t>
+            </w:r>
+          </w:p>
+        </w:tc>
+      </w:tr>
+      <w:tr>
+        <w:tc>
+          <w:tcPr/>
+          <w:p>
+            <w:pPr>
+              <w:pStyle w:val="Compact"/>
+            </w:pPr>
+            <w:r>
+              <w:rPr>
+                <w:rStyle w:val="VerbatimChar"/>
+              </w:rPr>
+              <w:t xml:space="preserve">Medical Waste Management Plan.md</w:t>
+            </w:r>
+          </w:p>
+        </w:tc>
+        <w:tc>
+          <w:tcPr/>
+          <w:p>
+            <w:pPr>
+              <w:pStyle w:val="Compact"/>
+            </w:pPr>
+            <w:r>
+              <w:rPr>
+                <w:rStyle w:val="VerbatimChar"/>
+              </w:rPr>
+              <w:t xml:space="preserve">04d. Medical Waste Management Plan.md</w:t>
+            </w:r>
+          </w:p>
+        </w:tc>
+      </w:tr>
+      <w:tr>
+        <w:tc>
+          <w:tcPr/>
+          <w:p>
+            <w:pPr>
+              <w:pStyle w:val="Compact"/>
+            </w:pPr>
+            <w:r>
+              <w:rPr>
+                <w:rStyle w:val="VerbatimChar"/>
+              </w:rPr>
+              <w:t xml:space="preserve">03c HIPAA - Business Associate Agreement Policy.md</w:t>
+            </w:r>
+          </w:p>
+        </w:tc>
+        <w:tc>
+          <w:tcPr/>
+          <w:p>
+            <w:pPr>
+              <w:pStyle w:val="Compact"/>
+            </w:pPr>
+            <w:r>
+              <w:rPr>
+                <w:rStyle w:val="VerbatimChar"/>
+              </w:rPr>
+              <w:t xml:space="preserve">06a. Business Associate Agreement Policy.md</w:t>
+            </w:r>
+          </w:p>
+        </w:tc>
+      </w:tr>
+      <w:tr>
+        <w:tc>
+          <w:tcPr/>
+          <w:p>
+            <w:pPr>
+              <w:pStyle w:val="Compact"/>
+            </w:pPr>
+            <w:r>
+              <w:rPr>
+                <w:rStyle w:val="VerbatimChar"/>
+              </w:rPr>
+              <w:t xml:space="preserve">System Development Life Cycle (SDLC) &amp; Asset Lifecycle Policy.md</w:t>
+            </w:r>
+          </w:p>
+        </w:tc>
+        <w:tc>
+          <w:tcPr/>
+          <w:p>
+            <w:pPr>
+              <w:pStyle w:val="Compact"/>
+            </w:pPr>
+            <w:r>
+              <w:rPr>
+                <w:rStyle w:val="VerbatimChar"/>
+              </w:rPr>
+              <w:t xml:space="preserve">06b. SDLC &amp; Asset Lifecycle Policy.md</w:t>
+            </w:r>
+          </w:p>
+        </w:tc>
+      </w:tr>
+      <w:tr>
+        <w:tc>
+          <w:tcPr/>
+          <w:p>
+            <w:pPr>
+              <w:pStyle w:val="Compact"/>
+            </w:pPr>
+            <w:r>
+              <w:rPr>
+                <w:rStyle w:val="VerbatimChar"/>
+              </w:rPr>
+              <w:t xml:space="preserve">HIPAA - Millie_BAA (for BA Use with Subcontractor).md</w:t>
+            </w:r>
+          </w:p>
+        </w:tc>
+        <w:tc>
+          <w:tcPr/>
+          <w:p>
+            <w:pPr>
+              <w:pStyle w:val="Compact"/>
+            </w:pPr>
+            <w:r>
+              <w:rPr>
+                <w:rStyle w:val="VerbatimChar"/>
+              </w:rPr>
+              <w:t xml:space="preserve">06c. BAA Template (Subcontractor).md</w:t>
+            </w:r>
+          </w:p>
+        </w:tc>
+      </w:tr>
+      <w:tr>
+        <w:tc>
+          <w:tcPr/>
+          <w:p>
+            <w:pPr>
+              <w:pStyle w:val="Compact"/>
+            </w:pPr>
+            <w:r>
+              <w:rPr>
+                <w:rStyle w:val="VerbatimChar"/>
+              </w:rPr>
+              <w:t xml:space="preserve">Millie Matrix of Platforms, Software Subscriptions, and Access (1).md</w:t>
+            </w:r>
+          </w:p>
+        </w:tc>
+        <w:tc>
+          <w:tcPr/>
+          <w:p>
+            <w:pPr>
+              <w:pStyle w:val="Compact"/>
+            </w:pPr>
+            <w:r>
+              <w:rPr>
+                <w:rStyle w:val="VerbatimChar"/>
+              </w:rPr>
+              <w:t xml:space="preserve">07a. Platform &amp; Subscription Matrix.md</w:t>
+            </w:r>
+          </w:p>
+        </w:tc>
+      </w:tr>
+      <w:tr>
+        <w:tc>
+          <w:tcPr/>
+          <w:p>
+            <w:pPr>
+              <w:pStyle w:val="Compact"/>
+            </w:pPr>
+            <w:r>
+              <w:rPr>
+                <w:rStyle w:val="VerbatimChar"/>
+              </w:rPr>
+              <w:t xml:space="preserve">03u HIPAA - TEMPLATE - Insurance Authorization and Assignment of Benefits (002).md</w:t>
+            </w:r>
+          </w:p>
+        </w:tc>
+        <w:tc>
+          <w:tcPr/>
+          <w:p>
+            <w:pPr>
+              <w:pStyle w:val="Compact"/>
+            </w:pPr>
+            <w:r>
+              <w:rPr>
+                <w:rStyle w:val="VerbatimChar"/>
+              </w:rPr>
+              <w:t xml:space="preserve">07b. Insurance Authorization Form Template.md</w:t>
+            </w:r>
+          </w:p>
+        </w:tc>
+      </w:tr>
+      <w:tr>
+        <w:tc>
+          <w:tcPr/>
+          <w:p>
+            <w:pPr>
+              <w:pStyle w:val="Compact"/>
+            </w:pPr>
+            <w:r>
+              <w:rPr>
+                <w:rStyle w:val="VerbatimChar"/>
+              </w:rPr>
+              <w:t xml:space="preserve">ECH Security Assessment Questions (1).md</w:t>
+            </w:r>
+          </w:p>
+        </w:tc>
+        <w:tc>
+          <w:tcPr/>
+          <w:p>
+            <w:pPr>
+              <w:pStyle w:val="Compact"/>
+            </w:pPr>
+            <w:r>
+              <w:rPr>
+                <w:rStyle w:val="VerbatimChar"/>
+              </w:rPr>
+              <w:t xml:space="preserve">07c. ECH Security Assessment Snapshot.md</w:t>
+            </w:r>
+          </w:p>
+        </w:tc>
+      </w:tr>
+    </w:tbl>
+    <w:p>
+      <w:pPr>
+        <w:pStyle w:val="BodyText"/>
+      </w:pPr>
+      <w:r>
+        <w:t xml:space="preserve">Category numbering:</w:t>
+      </w:r>
+    </w:p>
+    <w:tbl>
+      <w:tblPr>
+        <w:tblStyle w:val="Table"/>
+        <w:tblW w:type="pct" w:w="5000"/>
+        <w:tblLayout w:type="fixed"/>
+        <w:tblLook w:firstRow="1" w:lastRow="0" w:firstColumn="0" w:lastColumn="0" w:noHBand="0" w:noVBand="0" w:val="0020"/>
+      </w:tblPr>
+      <w:tblGrid>
+        <w:gridCol w:w="2640"/>
+        <w:gridCol w:w="2640"/>
+        <w:gridCol w:w="2640"/>
+      </w:tblGrid>
+      <w:tr>
+        <w:trPr>
+          <w:tblHeader w:val="on"/>
+        </w:trPr>
+        <w:tc>
+          <w:tcPr/>
+          <w:p>
+            <w:pPr>
+              <w:pStyle w:val="Compact"/>
+            </w:pPr>
+            <w:r>
+              <w:t xml:space="preserve">Prefix</w:t>
+            </w:r>
+          </w:p>
+        </w:tc>
+        <w:tc>
+          <w:tcPr/>
+          <w:p>
+            <w:pPr>
+              <w:pStyle w:val="Compact"/>
+            </w:pPr>
+            <w:r>
+              <w:t xml:space="preserve">Category</w:t>
+            </w:r>
+          </w:p>
+        </w:tc>
+        <w:tc>
+          <w:tcPr/>
+          <w:p>
+            <w:pPr>
+              <w:pStyle w:val="Compact"/>
+            </w:pPr>
+            <w:r>
+              <w:t xml:space="preserve">Files</w:t>
+            </w:r>
+          </w:p>
+        </w:tc>
+      </w:tr>
+      <w:tr>
+        <w:tc>
+          <w:tcPr/>
+          <w:p>
+            <w:pPr>
+              <w:pStyle w:val="Compact"/>
+            </w:pPr>
+            <w:r>
+              <w:rPr>
+                <w:rStyle w:val="VerbatimChar"/>
+              </w:rPr>
+              <w:t xml:space="preserve">01.</w:t>
+            </w:r>
+          </w:p>
+        </w:tc>
+        <w:tc>
+          <w:tcPr/>
+          <w:p>
+            <w:pPr>
+              <w:pStyle w:val="Compact"/>
+            </w:pPr>
+            <w:r>
+              <w:t xml:space="preserve">Foundational &amp; Governance</w:t>
+            </w:r>
+          </w:p>
+        </w:tc>
+        <w:tc>
+          <w:tcPr/>
+          <w:p>
+            <w:pPr>
+              <w:pStyle w:val="Compact"/>
+            </w:pPr>
+            <w:r>
+              <w:t xml:space="preserve">01a–01d (4 files)</w:t>
+            </w:r>
+          </w:p>
+        </w:tc>
+      </w:tr>
+      <w:tr>
+        <w:tc>
+          <w:tcPr/>
+          <w:p>
+            <w:pPr>
+              <w:pStyle w:val="Compact"/>
+            </w:pPr>
+            <w:r>
+              <w:rPr>
+                <w:rStyle w:val="VerbatimChar"/>
+              </w:rPr>
+              <w:t xml:space="preserve">02.</w:t>
+            </w:r>
+          </w:p>
+        </w:tc>
+        <w:tc>
+          <w:tcPr/>
+          <w:p>
+            <w:pPr>
+              <w:pStyle w:val="Compact"/>
+            </w:pPr>
+            <w:r>
+              <w:t xml:space="preserve">Privacy &amp; Patient Rights</w:t>
+            </w:r>
+          </w:p>
+        </w:tc>
+        <w:tc>
+          <w:tcPr/>
+          <w:p>
+            <w:pPr>
+              <w:pStyle w:val="Compact"/>
+            </w:pPr>
+            <w:r>
+              <w:t xml:space="preserve">02a–02c (3 files; 02b and 02c are merges)</w:t>
+            </w:r>
+          </w:p>
+        </w:tc>
+      </w:tr>
+      <w:tr>
+        <w:tc>
+          <w:tcPr/>
+          <w:p>
+            <w:pPr>
+              <w:pStyle w:val="Compact"/>
+            </w:pPr>
+            <w:r>
+              <w:rPr>
+                <w:rStyle w:val="VerbatimChar"/>
+              </w:rPr>
+              <w:t xml:space="preserve">03.</w:t>
+            </w:r>
+          </w:p>
+        </w:tc>
+        <w:tc>
+          <w:tcPr/>
+          <w:p>
+            <w:pPr>
+              <w:pStyle w:val="Compact"/>
+            </w:pPr>
+            <w:r>
+              <w:t xml:space="preserve">Technical Safeguards</w:t>
+            </w:r>
+          </w:p>
+        </w:tc>
+        <w:tc>
+          <w:tcPr/>
+          <w:p>
+            <w:pPr>
+              <w:pStyle w:val="Compact"/>
+            </w:pPr>
+            <w:r>
+              <w:t xml:space="preserve">03a (1 file; merge)</w:t>
+            </w:r>
+          </w:p>
+        </w:tc>
+      </w:tr>
+      <w:tr>
+        <w:tc>
+          <w:tcPr/>
+          <w:p>
+            <w:pPr>
+              <w:pStyle w:val="Compact"/>
+            </w:pPr>
+            <w:r>
+              <w:rPr>
+                <w:rStyle w:val="VerbatimChar"/>
+              </w:rPr>
+              <w:t xml:space="preserve">04.</w:t>
+            </w:r>
+          </w:p>
+        </w:tc>
+        <w:tc>
+          <w:tcPr/>
+          <w:p>
+            <w:pPr>
+              <w:pStyle w:val="Compact"/>
+            </w:pPr>
+            <w:r>
+              <w:t xml:space="preserve">Operations &amp; Continuity</w:t>
+            </w:r>
+          </w:p>
+        </w:tc>
+        <w:tc>
+          <w:tcPr/>
+          <w:p>
+            <w:pPr>
+              <w:pStyle w:val="Compact"/>
+            </w:pPr>
+            <w:r>
+              <w:t xml:space="preserve">04a–04d (4 files)</w:t>
+            </w:r>
+          </w:p>
+        </w:tc>
+      </w:tr>
+      <w:tr>
+        <w:tc>
+          <w:tcPr/>
+          <w:p>
+            <w:pPr>
+              <w:pStyle w:val="Compact"/>
+            </w:pPr>
+            <w:r>
+              <w:rPr>
+                <w:rStyle w:val="VerbatimChar"/>
+              </w:rPr>
+              <w:t xml:space="preserve">05.</w:t>
+            </w:r>
+          </w:p>
+        </w:tc>
+        <w:tc>
+          <w:tcPr/>
+          <w:p>
+            <w:pPr>
+              <w:pStyle w:val="Compact"/>
+            </w:pPr>
+            <w:r>
+              <w:t xml:space="preserve">Incident &amp; Breach Response</w:t>
+            </w:r>
+          </w:p>
+        </w:tc>
+        <w:tc>
+          <w:tcPr/>
+          <w:p>
+            <w:pPr>
+              <w:pStyle w:val="Compact"/>
+            </w:pPr>
+            <w:r>
+              <w:t xml:space="preserve">05a (1 file; merge)</w:t>
+            </w:r>
+          </w:p>
+        </w:tc>
+      </w:tr>
+      <w:tr>
+        <w:tc>
+          <w:tcPr/>
+          <w:p>
+            <w:pPr>
+              <w:pStyle w:val="Compact"/>
+            </w:pPr>
+            <w:r>
+              <w:rPr>
+                <w:rStyle w:val="VerbatimChar"/>
+              </w:rPr>
+              <w:t xml:space="preserve">06.</w:t>
+            </w:r>
+          </w:p>
+        </w:tc>
+        <w:tc>
+          <w:tcPr/>
+          <w:p>
+            <w:pPr>
+              <w:pStyle w:val="Compact"/>
+            </w:pPr>
+            <w:r>
+              <w:t xml:space="preserve">Vendor &amp; Software</w:t>
+            </w:r>
+          </w:p>
+        </w:tc>
+        <w:tc>
+          <w:tcPr/>
+          <w:p>
+            <w:pPr>
+              <w:pStyle w:val="Compact"/>
+            </w:pPr>
+            <w:r>
+              <w:t xml:space="preserve">06a–06c (3 files)</w:t>
+            </w:r>
+          </w:p>
+        </w:tc>
+      </w:tr>
+      <w:tr>
+        <w:tc>
+          <w:tcPr/>
+          <w:p>
+            <w:pPr>
+              <w:pStyle w:val="Compact"/>
+            </w:pPr>
+            <w:r>
+              <w:rPr>
+                <w:rStyle w:val="VerbatimChar"/>
+              </w:rPr>
+              <w:t xml:space="preserve">07.</w:t>
+            </w:r>
+          </w:p>
+        </w:tc>
+        <w:tc>
+          <w:tcPr/>
+          <w:p>
+            <w:pPr>
+              <w:pStyle w:val="Compact"/>
+            </w:pPr>
+            <w:r>
+              <w:t xml:space="preserve">Reference</w:t>
+            </w:r>
+          </w:p>
+        </w:tc>
+        <w:tc>
+          <w:tcPr/>
+          <w:p>
+            <w:pPr>
+              <w:pStyle w:val="Compact"/>
+            </w:pPr>
+            <w:r>
+              <w:t xml:space="preserve">07a–07c (3 files)</w:t>
+            </w:r>
+          </w:p>
+        </w:tc>
+      </w:tr>
+    </w:tbl>
+    <w:p>
+      <w:r>
+        <w:pict>
+          <v:rect style="width:0;height:1.5pt" o:hralign="center" o:hrstd="t" o:hr="t"/>
+        </w:pict>
+      </w:r>
+    </w:p>
+    <w:bookmarkEnd w:id="20"/>
+    <w:bookmarkStart w:id="21" w:name="X68bcf1d382abf4d22582ed6b0fcb2cc6c380823"/>
+    <w:p>
+      <w:pPr>
+        <w:pStyle w:val="Heading2"/>
+      </w:pPr>
+      <w:r>
+        <w:t xml:space="preserve">6. Inventory after all changes (19 active policies + CHANGES.md)</w:t>
+      </w:r>
+    </w:p>
+    <w:p>
+      <w:pPr>
+        <w:pStyle w:val="SourceCode"/>
+      </w:pPr>
+      <w:r>
+        <w:rPr>
+          <w:rStyle w:val="VerbatimChar"/>
+        </w:rPr>
+        <w:t xml:space="preserve">01a. Information Security Framework.md           ← +ECH email auth clause</w:t>
+      </w:r>
+      <w:r>
+        <w:br/>
+      </w:r>
+      <w:r>
+        <w:rPr>
+          <w:rStyle w:val="VerbatimChar"/>
+        </w:rPr>
+        <w:t xml:space="preserve">01b. HIPAA Definitions.md</w:t>
+      </w:r>
+      <w:r>
+        <w:br/>
+      </w:r>
+      <w:r>
+        <w:rPr>
+          <w:rStyle w:val="VerbatimChar"/>
+        </w:rPr>
+        <w:t xml:space="preserve">01c. Risk Management Policy.md</w:t>
+      </w:r>
+      <w:r>
+        <w:br/>
+      </w:r>
+      <w:r>
+        <w:rPr>
+          <w:rStyle w:val="VerbatimChar"/>
+        </w:rPr>
+        <w:t xml:space="preserve">01d. Safeguards Policy.md</w:t>
+      </w:r>
+      <w:r>
+        <w:br/>
+      </w:r>
+      <w:r>
+        <w:rPr>
+          <w:rStyle w:val="VerbatimChar"/>
+        </w:rPr>
+        <w:t xml:space="preserve">02a. Privacy Policy.md                           (Note: misnamed bundle of HIPAA staff policies, not a patient-facing NPP)</w:t>
+      </w:r>
+      <w:r>
+        <w:br/>
+      </w:r>
+      <w:r>
+        <w:rPr>
+          <w:rStyle w:val="VerbatimChar"/>
+        </w:rPr>
+        <w:t xml:space="preserve">02b. Patient Rights — Access, Amendment &amp; Accounting of Disclosures.md    ← MERGE of 3 files</w:t>
+      </w:r>
+      <w:r>
+        <w:br/>
+      </w:r>
+      <w:r>
+        <w:rPr>
+          <w:rStyle w:val="VerbatimChar"/>
+        </w:rPr>
+        <w:t xml:space="preserve">02c. PHI Use, Disclosure, Minimum Necessary &amp; De-Identification.md        ← MERGE of 4 files</w:t>
+      </w:r>
+      <w:r>
+        <w:br/>
+      </w:r>
+      <w:r>
+        <w:rPr>
+          <w:rStyle w:val="VerbatimChar"/>
+        </w:rPr>
+        <w:t xml:space="preserve">03a. Technical Safeguards — Encryption, Passwords, Remote Access &amp; Workstations.md  ← MERGE of 4 files (+BYOD/MDM clause)</w:t>
+      </w:r>
+      <w:r>
+        <w:br/>
+      </w:r>
+      <w:r>
+        <w:rPr>
+          <w:rStyle w:val="VerbatimChar"/>
+        </w:rPr>
+        <w:t xml:space="preserve">04a. Contingency Planning Policy.md              ← +pandemic/multi-vendor clause</w:t>
+      </w:r>
+      <w:r>
+        <w:br/>
+      </w:r>
+      <w:r>
+        <w:rPr>
+          <w:rStyle w:val="VerbatimChar"/>
+        </w:rPr>
+        <w:t xml:space="preserve">04b. Paper Document Management Policy.md</w:t>
+      </w:r>
+      <w:r>
+        <w:br/>
+      </w:r>
+      <w:r>
+        <w:rPr>
+          <w:rStyle w:val="VerbatimChar"/>
+        </w:rPr>
+        <w:t xml:space="preserve">04c. COVID Policy.md</w:t>
+      </w:r>
+      <w:r>
+        <w:br/>
+      </w:r>
+      <w:r>
+        <w:rPr>
+          <w:rStyle w:val="VerbatimChar"/>
+        </w:rPr>
+        <w:t xml:space="preserve">04d. Medical Waste Management Plan.md</w:t>
+      </w:r>
+      <w:r>
+        <w:br/>
+      </w:r>
+      <w:r>
+        <w:rPr>
+          <w:rStyle w:val="VerbatimChar"/>
+        </w:rPr>
+        <w:t xml:space="preserve">05a. Incident &amp; Breach Response.md               ← MERGE of 3 files</w:t>
+      </w:r>
+      <w:r>
+        <w:br/>
+      </w:r>
+      <w:r>
+        <w:rPr>
+          <w:rStyle w:val="VerbatimChar"/>
+        </w:rPr>
+        <w:t xml:space="preserve">06a. Business Associate Agreement Policy.md</w:t>
+      </w:r>
+      <w:r>
+        <w:br/>
+      </w:r>
+      <w:r>
+        <w:rPr>
+          <w:rStyle w:val="VerbatimChar"/>
+        </w:rPr>
+        <w:t xml:space="preserve">06b. SDLC &amp; Asset Lifecycle Policy.md</w:t>
+      </w:r>
+      <w:r>
+        <w:br/>
+      </w:r>
+      <w:r>
+        <w:rPr>
+          <w:rStyle w:val="VerbatimChar"/>
+        </w:rPr>
+        <w:t xml:space="preserve">06c. BAA Template (Subcontractor).md</w:t>
+      </w:r>
+      <w:r>
+        <w:br/>
+      </w:r>
+      <w:r>
+        <w:rPr>
+          <w:rStyle w:val="VerbatimChar"/>
+        </w:rPr>
+        <w:t xml:space="preserve">07a. Platform &amp; Subscription Matrix.md</w:t>
+      </w:r>
+      <w:r>
+        <w:br/>
+      </w:r>
+      <w:r>
+        <w:rPr>
+          <w:rStyle w:val="VerbatimChar"/>
+        </w:rPr>
+        <w:t xml:space="preserve">07b. Insurance Authorization Form Template.md</w:t>
+      </w:r>
+      <w:r>
+        <w:br/>
+      </w:r>
+      <w:r>
+        <w:rPr>
+          <w:rStyle w:val="VerbatimChar"/>
+        </w:rPr>
+        <w:t xml:space="preserve">07c. ECH Security Assessment Snapshot.md</w:t>
+      </w:r>
+      <w:r>
+        <w:br/>
+      </w:r>
+      <w:r>
+        <w:rPr>
+          <w:rStyle w:val="VerbatimChar"/>
+        </w:rPr>
+        <w:t xml:space="preserve">CHANGES.md                                       (this file)</w:t>
+      </w:r>
+    </w:p>
+    <w:p>
+      <w:r>
+        <w:pict>
+          <v:rect style="width:0;height:1.5pt" o:hralign="center" o:hrstd="t" o:hr="t"/>
+        </w:pict>
+      </w:r>
+    </w:p>
+    <w:bookmarkEnd w:id="21"/>
+    <w:bookmarkStart w:id="22" w:name="how-to-maintain-this-folder"/>
+    <w:p>
+      <w:pPr>
+        <w:pStyle w:val="Heading2"/>
+      </w:pPr>
+      <w:r>
+        <w:t xml:space="preserve">7. How to maintain this folder</w:t>
       </w:r>
     </w:p>
     <w:p>
@@ -1316,23 +3197,25 @@
           <w:b/>
           <w:bCs/>
         </w:rPr>
-        <w:t xml:space="preserve">Privacy / patient-rights HIPAA suite (10):</w:t>
-      </w:r>
-      <w:r>
-        <w:t xml:space="preserve"> </w:t>
-      </w:r>
-      <w:r>
-        <w:t xml:space="preserve">Accounting of Disclosures, Breach Notification, BAA Policy, De-Identifying PHI, Definitions, Marketing, Min Necessary Rule, Paper Document Mgmt, Right to Access, Right to Amend, Use &amp; Disclosure of PHI, Privacy Policy</w:t>
-      </w:r>
-      <w:r>
-        <w:t xml:space="preserve"> </w:t>
-      </w:r>
-      <w:r>
-        <w:rPr>
-          <w:i/>
-          <w:iCs/>
-        </w:rPr>
-        <w:t xml:space="preserve">(L-series + standalone)</w:t>
+        <w:t xml:space="preserve">When ECH changes</w:t>
+      </w:r>
+      <w:r>
+        <w:t xml:space="preserve"> </w:t>
+      </w:r>
+      <w:r>
+        <w:t xml:space="preserve">(new vendor questionnaire, regulator update): start in</w:t>
+      </w:r>
+      <w:r>
+        <w:t xml:space="preserve"> </w:t>
+      </w:r>
+      <w:r>
+        <w:rPr>
+          <w:rStyle w:val="VerbatimChar"/>
+        </w:rPr>
+        <w:t xml:space="preserve">2. Gaps/2.a Gaps Markdown/</w:t>
+      </w:r>
+      <w:r>
+        <w:t xml:space="preserve">. Re-evaluate the row-level coverage matrix. Default to N/A unless ECH explicitly asks for new policy text.</w:t>
       </w:r>
     </w:p>
     <w:p>
@@ -1348,13 +3231,10 @@
           <w:b/>
           <w:bCs/>
         </w:rPr>
-        <w:t xml:space="preserve">Security / technical HIPAA suite (5):</w:t>
-      </w:r>
-      <w:r>
-        <w:t xml:space="preserve"> </w:t>
-      </w:r>
-      <w:r>
-        <w:t xml:space="preserve">Contingency Planning</w:t>
+        <w:t xml:space="preserve">When a real gap appears</w:t>
+      </w:r>
+      <w:r>
+        <w:t xml:space="preserve">: append the smallest possible clause to an</w:t>
       </w:r>
       <w:r>
         <w:t xml:space="preserve"> </w:t>
@@ -1364,30 +3244,13 @@
           <w:i/>
           <w:iCs/>
         </w:rPr>
-        <w:t xml:space="preserve">(+ pandemic / multi-vendor clause)</w:t>
-      </w:r>
-      <w:r>
-        <w:t xml:space="preserve">, Encryption, Password Mgmt, Remote Access, Risk Mgmt, Safeguards, Security Incident Mgmt, Workstation Use</w:t>
-      </w:r>
-      <w:r>
-        <w:t xml:space="preserve"> </w:t>
-      </w:r>
-      <w:r>
-        <w:rPr>
-          <w:i/>
-          <w:iCs/>
-        </w:rPr>
-        <w:t xml:space="preserve">(+ BYOD / MDM clause)</w:t>
-      </w:r>
-      <w:r>
-        <w:t xml:space="preserve"> </w:t>
-      </w:r>
-      <w:r>
-        <w:rPr>
-          <w:i/>
-          <w:iCs/>
-        </w:rPr>
-        <w:t xml:space="preserve">(IT-series)</w:t>
+        <w:t xml:space="preserve">existing</w:t>
+      </w:r>
+      <w:r>
+        <w:t xml:space="preserve"> </w:t>
+      </w:r>
+      <w:r>
+        <w:t xml:space="preserve">file here. Don’t create a new file unless the gap is genuinely orthogonal to every existing policy.</w:t>
       </w:r>
     </w:p>
     <w:p>
@@ -1403,26 +3266,25 @@
           <w:b/>
           <w:bCs/>
         </w:rPr>
-        <w:t xml:space="preserve">Frameworks &amp; lifecycle (3):</w:t>
-      </w:r>
-      <w:r>
-        <w:t xml:space="preserve"> </w:t>
-      </w:r>
-      <w:r>
-        <w:t xml:space="preserve">Information Security &amp; Data Governance Framework</w:t>
-      </w:r>
-      <w:r>
-        <w:t xml:space="preserve"> </w:t>
-      </w:r>
-      <w:r>
-        <w:rPr>
-          <w:i/>
-          <w:iCs/>
-        </w:rPr>
-        <w:t xml:space="preserve">(+ email auth clause)</w:t>
-      </w:r>
-      <w:r>
-        <w:t xml:space="preserve">, SDLC &amp; Asset Lifecycle Policy, AWS and Aptible Security Incident Management Policy</w:t>
+        <w:t xml:space="preserve">When a policy is materially revised</w:t>
+      </w:r>
+      <w:r>
+        <w:t xml:space="preserve">: edit the file here directly. The diff against</w:t>
+      </w:r>
+      <w:r>
+        <w:t xml:space="preserve"> </w:t>
+      </w:r>
+      <w:r>
+        <w:rPr>
+          <w:rStyle w:val="VerbatimChar"/>
+        </w:rPr>
+        <w:t xml:space="preserve">1. Original Docs (Word)/1.a Original Converted to MD/</w:t>
+      </w:r>
+      <w:r>
+        <w:t xml:space="preserve"> </w:t>
+      </w:r>
+      <w:r>
+        <w:t xml:space="preserve">shows total drift from the original; the per-file git history shows what changed when.</w:t>
       </w:r>
     </w:p>
     <w:p>
@@ -1438,13 +3300,67 @@
           <w:b/>
           <w:bCs/>
         </w:rPr>
-        <w:t xml:space="preserve">Templates (2):</w:t>
-      </w:r>
-      <w:r>
-        <w:t xml:space="preserve"> </w:t>
-      </w:r>
-      <w:r>
-        <w:t xml:space="preserve">BAA-for-Subcontractor template, Insurance Authorization template</w:t>
+        <w:t xml:space="preserve">After any edit</w:t>
+      </w:r>
+      <w:r>
+        <w:t xml:space="preserve">, run</w:t>
+      </w:r>
+      <w:r>
+        <w:t xml:space="preserve"> </w:t>
+      </w:r>
+      <w:r>
+        <w:rPr>
+          <w:rStyle w:val="VerbatimChar"/>
+        </w:rPr>
+        <w:t xml:space="preserve">./scripts/build-word-docs.py</w:t>
+      </w:r>
+      <w:r>
+        <w:t xml:space="preserve"> </w:t>
+      </w:r>
+      <w:r>
+        <w:t xml:space="preserve">to regenerate</w:t>
+      </w:r>
+      <w:r>
+        <w:t xml:space="preserve"> </w:t>
+      </w:r>
+      <w:r>
+        <w:rPr>
+          <w:rStyle w:val="VerbatimChar"/>
+        </w:rPr>
+        <w:t xml:space="preserve">3. Final Word/*.docx</w:t>
+      </w:r>
+      <w:r>
+        <w:t xml:space="preserve"> </w:t>
+      </w:r>
+      <w:r>
+        <w:t xml:space="preserve">and</w:t>
+      </w:r>
+      <w:r>
+        <w:t xml:space="preserve"> </w:t>
+      </w:r>
+      <w:r>
+        <w:rPr>
+          <w:rStyle w:val="VerbatimChar"/>
+        </w:rPr>
+        <w:t xml:space="preserve">2. Gaps/*.docx</w:t>
+      </w:r>
+      <w:r>
+        <w:t xml:space="preserve"> </w:t>
+      </w:r>
+      <w:r>
+        <w:t xml:space="preserve">/</w:t>
+      </w:r>
+      <w:r>
+        <w:t xml:space="preserve"> </w:t>
+      </w:r>
+      <w:r>
+        <w:rPr>
+          <w:rStyle w:val="VerbatimChar"/>
+        </w:rPr>
+        <w:t xml:space="preserve">*.xlsx</w:t>
+      </w:r>
+      <w:r>
+        <w:t xml:space="preserve">.</w:t>
       </w:r>
     </w:p>
     <w:p>
@@ -1460,245 +3376,17 @@
           <w:b/>
           <w:bCs/>
         </w:rPr>
-        <w:t xml:space="preserve">Operational (3):</w:t>
-      </w:r>
-      <w:r>
-        <w:t xml:space="preserve"> </w:t>
-      </w:r>
-      <w:r>
-        <w:t xml:space="preserve">Millie Clinic COVID Policy, Medical Waste Management Plan, Platform Matrix</w:t>
-      </w:r>
-    </w:p>
-    <w:p>
-      <w:pPr>
-        <w:pStyle w:val="Compact"/>
-        <w:numPr>
-          <w:ilvl w:val="0"/>
-          <w:numId w:val="1005"/>
-        </w:numPr>
-      </w:pPr>
-      <w:r>
-        <w:rPr>
-          <w:b/>
-          <w:bCs/>
-        </w:rPr>
-        <w:t xml:space="preserve">Reference (1):</w:t>
-      </w:r>
-      <w:r>
-        <w:t xml:space="preserve"> </w:t>
-      </w:r>
-      <w:r>
-        <w:t xml:space="preserve">ECH Security Assessment Questions snapshot</w:t>
-      </w:r>
-    </w:p>
-    <w:bookmarkEnd w:id="15"/>
-    <w:bookmarkStart w:id="16" w:name="a.-later-additions"/>
-    <w:p>
-      <w:pPr>
-        <w:pStyle w:val="Heading2"/>
-      </w:pPr>
-      <w:r>
-        <w:t xml:space="preserve">4a. Later additions</w:t>
-      </w:r>
-    </w:p>
-    <w:p>
-      <w:pPr>
-        <w:pStyle w:val="Compact"/>
-        <w:numPr>
-          <w:ilvl w:val="0"/>
-          <w:numId w:val="1006"/>
-        </w:numPr>
-      </w:pPr>
-      <w:r>
-        <w:rPr>
-          <w:b/>
-          <w:bCs/>
-        </w:rPr>
-        <w:t xml:space="preserve">2026-05-26 — Medical Waste Management Plan.</w:t>
-      </w:r>
-      <w:r>
-        <w:t xml:space="preserve"> </w:t>
-      </w:r>
-      <w:r>
-        <w:t xml:space="preserve">Existing Millie document that wasn’t in the original inventory. Converted via markitdown and added to both folders 1 and 3 unchanged. Covers California Medical Waste Management Act compliance (HSC §§ 117935, 117960) for small-quantity-generator status. Authored by Patricia Bevitz (Director of Clinical Operations). Not driven by ECH; added for completeness. Net effect on gap analysis: 2 SIG ESG rows moved from N/A to Partial —</w:t>
-      </w:r>
-      <w:r>
-        <w:t xml:space="preserve"> </w:t>
-      </w:r>
-      <w:r>
-        <w:rPr>
-          <w:b/>
-          <w:bCs/>
-        </w:rPr>
-        <w:t xml:space="preserve">O.4</w:t>
-      </w:r>
-      <w:r>
-        <w:t xml:space="preserve"> </w:t>
-      </w:r>
-      <w:r>
-        <w:t xml:space="preserve">(hazardous/toxic chemical handling, storage, disposal) and</w:t>
-      </w:r>
-      <w:r>
-        <w:t xml:space="preserve"> </w:t>
-      </w:r>
-      <w:r>
-        <w:rPr>
-          <w:b/>
-          <w:bCs/>
-        </w:rPr>
-        <w:t xml:space="preserve">O.9</w:t>
-      </w:r>
-      <w:r>
-        <w:t xml:space="preserve"> </w:t>
-      </w:r>
-      <w:r>
-        <w:t xml:space="preserve">(Health &amp; Safety policy) — because the Waste Plan plus the COVID Policy and Safeguards Policy together substantively address them. Neither requires a Required Fix; the Waste Plan itself is the answer.</w:t>
-      </w:r>
-    </w:p>
-    <w:p>
-      <w:r>
-        <w:pict>
-          <v:rect style="width:0;height:1.5pt" o:hralign="center" o:hrstd="t" o:hr="t"/>
-        </w:pict>
-      </w:r>
-    </w:p>
-    <w:bookmarkEnd w:id="16"/>
-    <w:bookmarkStart w:id="17" w:name="how-to-maintain-this-folder"/>
-    <w:p>
-      <w:pPr>
-        <w:pStyle w:val="Heading2"/>
-      </w:pPr>
-      <w:r>
-        <w:t xml:space="preserve">5. How to maintain this folder</w:t>
-      </w:r>
-    </w:p>
-    <w:p>
-      <w:pPr>
-        <w:pStyle w:val="Compact"/>
-        <w:numPr>
-          <w:ilvl w:val="0"/>
-          <w:numId w:val="1007"/>
-        </w:numPr>
-      </w:pPr>
-      <w:r>
-        <w:rPr>
-          <w:b/>
-          <w:bCs/>
-        </w:rPr>
-        <w:t xml:space="preserve">When ECH changes</w:t>
-      </w:r>
-      <w:r>
-        <w:t xml:space="preserve"> </w:t>
-      </w:r>
-      <w:r>
-        <w:t xml:space="preserve">(new vendor questionnaire, regulator update): start in</w:t>
-      </w:r>
-      <w:r>
-        <w:t xml:space="preserve"> </w:t>
-      </w:r>
-      <w:r>
-        <w:rPr>
-          <w:rStyle w:val="VerbatimChar"/>
-        </w:rPr>
-        <w:t xml:space="preserve">2. Gaps/2.a Gaps Markdown/</w:t>
-      </w:r>
-      <w:r>
-        <w:t xml:space="preserve">. Re-run the section-level analysis. Default to N/A unless ECH explicitly asks for new policy text.</w:t>
-      </w:r>
-    </w:p>
-    <w:p>
-      <w:pPr>
-        <w:pStyle w:val="Compact"/>
-        <w:numPr>
-          <w:ilvl w:val="0"/>
-          <w:numId w:val="1007"/>
-        </w:numPr>
-      </w:pPr>
-      <w:r>
-        <w:rPr>
-          <w:b/>
-          <w:bCs/>
-        </w:rPr>
-        <w:t xml:space="preserve">When a real gap appears</w:t>
-      </w:r>
-      <w:r>
-        <w:t xml:space="preserve">: append the smallest possible clause to an</w:t>
-      </w:r>
-      <w:r>
-        <w:t xml:space="preserve"> </w:t>
-      </w:r>
-      <w:r>
-        <w:rPr>
-          <w:i/>
-          <w:iCs/>
-        </w:rPr>
-        <w:t xml:space="preserve">existing</w:t>
-      </w:r>
-      <w:r>
-        <w:t xml:space="preserve"> </w:t>
-      </w:r>
-      <w:r>
-        <w:t xml:space="preserve">file here. Don’t create a new file unless the gap is genuinely orthogonal to every existing policy.</w:t>
-      </w:r>
-    </w:p>
-    <w:p>
-      <w:pPr>
-        <w:pStyle w:val="Compact"/>
-        <w:numPr>
-          <w:ilvl w:val="0"/>
-          <w:numId w:val="1007"/>
-        </w:numPr>
-      </w:pPr>
-      <w:r>
-        <w:rPr>
-          <w:b/>
-          <w:bCs/>
-        </w:rPr>
-        <w:t xml:space="preserve">When a policy is materially revised</w:t>
-      </w:r>
-      <w:r>
-        <w:t xml:space="preserve">: edit the file here directly. The diff against</w:t>
-      </w:r>
-      <w:r>
-        <w:t xml:space="preserve"> </w:t>
-      </w:r>
-      <w:r>
-        <w:rPr>
-          <w:rStyle w:val="VerbatimChar"/>
-        </w:rPr>
-        <w:t xml:space="preserve">1. Original Docs (Word)/1.a Original Converted to MD/</w:t>
-      </w:r>
-      <w:r>
-        <w:t xml:space="preserve"> </w:t>
-      </w:r>
-      <w:r>
-        <w:t xml:space="preserve">shows total drift from the original; the per-file git history shows what changed when.</w:t>
-      </w:r>
-    </w:p>
-    <w:p>
-      <w:pPr>
-        <w:pStyle w:val="Compact"/>
-        <w:numPr>
-          <w:ilvl w:val="0"/>
-          <w:numId w:val="1007"/>
-        </w:numPr>
-      </w:pPr>
-      <w:r>
-        <w:rPr>
-          <w:b/>
-          <w:bCs/>
-        </w:rPr>
         <w:t xml:space="preserve">Quarterly / annual review burden</w:t>
       </w:r>
       <w:r>
         <w:t xml:space="preserve"> </w:t>
       </w:r>
       <w:r>
-        <w:t xml:space="preserve">is sized by file count. Keep this folder lean.</w:t>
-      </w:r>
-    </w:p>
-    <w:bookmarkEnd w:id="17"/>
-    <w:bookmarkEnd w:id="18"/>
+        <w:t xml:space="preserve">is sized by file count. Keep this folder lean. 19 files today.</w:t>
+      </w:r>
+    </w:p>
+    <w:bookmarkEnd w:id="22"/>
+    <w:bookmarkEnd w:id="23"/>
     <w:sectPr>
       <w:footnotePr>
         <w:numRestart w:val="eachSect"/>
@@ -2013,12 +3701,6 @@
     <w:abstractNumId w:val="991"/>
   </w:num>
   <w:num w:numId="1005">
-    <w:abstractNumId w:val="991"/>
-  </w:num>
-  <w:num w:numId="1006">
-    <w:abstractNumId w:val="991"/>
-  </w:num>
-  <w:num w:numId="1007">
     <w:abstractNumId w:val="99411"/>
     <w:lvlOverride w:ilvl="0">
       <w:startOverride w:val="1"/>
